--- a/technical_protection_of_information/практики/1/2026/Документы/8. Справка о материально-техническом обеспечении.docx
+++ b/technical_protection_of_information/практики/1/2026/Документы/8. Справка о материально-техническом обеспечении.docx
@@ -4,101 +4,91 @@
   <w:body>
     <w:p>
       <w:pPr>
-        <w:jc w:val="right"/>
-      </w:pPr>
-      <w:r>
-        <w:rPr>
-          <w:b w:val="0"/>
-          <w:i w:val="0"/>
-          <w:sz w:val="24"/>
-        </w:rPr>
-        <w:t>Форма № 3</w:t>
-      </w:r>
-    </w:p>
-    <w:p>
-      <w:pPr>
-        <w:spacing w:before="120"/>
+        <w:ind w:firstLine="0"/>
         <w:jc w:val="center"/>
       </w:pPr>
       <w:r>
         <w:rPr>
           <w:b/>
-          <w:i w:val="0"/>
-          <w:sz w:val="28"/>
-        </w:rPr>
-        <w:t>СПРАВКА</w:t>
-      </w:r>
-    </w:p>
-    <w:p>
-      <w:pPr>
-        <w:ind w:firstLine="709"/>
-        <w:jc w:val="both"/>
-      </w:pPr>
-      <w:r>
-        <w:rPr>
-          <w:b w:val="0"/>
-          <w:i w:val="0"/>
-          <w:sz w:val="28"/>
-        </w:rPr>
-        <w:t>о материально-техническом обеспечении деятельности по технической защите конфиденциальной информации</w:t>
-      </w:r>
-    </w:p>
-    <w:p>
-      <w:pPr>
-        <w:jc w:val="center"/>
-      </w:pPr>
-      <w:r>
-        <w:rPr>
-          <w:b/>
-          <w:i w:val="0"/>
-          <w:sz w:val="28"/>
         </w:rPr>
         <w:t>Общество с ограниченной ответственностью «ТехноЩит»</w:t>
       </w:r>
     </w:p>
     <w:p>
       <w:pPr>
-        <w:spacing w:before="160"/>
-        <w:ind w:firstLine="709"/>
-        <w:jc w:val="both"/>
+        <w:ind w:firstLine="0"/>
+        <w:jc w:val="center"/>
       </w:pPr>
       <w:r>
         <w:rPr>
           <w:b/>
-          <w:i w:val="0"/>
-          <w:sz w:val="28"/>
         </w:rPr>
-        <w:t>Раздел 1. Помещения, используемые для осуществления лицензируемого вида деятельности</w:t>
+        <w:t>СПРАВКА О МАТЕРИАЛЬНО-ТЕХНИЧЕСКОМ ОБЕСПЕЧЕНИИ</w:t>
+      </w:r>
+    </w:p>
+    <w:p>
+      <w:pPr>
+        <w:ind w:firstLine="0"/>
+      </w:pPr>
+      <w:r>
+        <w:t>01.09.2026 № МТБ-01</w:t>
+        <w:br/>
+        <w:t>г. Ростов-на-Дону</w:t>
+      </w:r>
+    </w:p>
+    <w:p>
+      <w:pPr>
+        <w:ind w:firstLine="0"/>
+        <w:jc w:val="right"/>
+      </w:pPr>
+      <w:r>
+        <w:t>УТВЕРЖДАЮ</w:t>
+        <w:br/>
+        <w:t>Директор ООО «ТехноЩит»</w:t>
+        <w:br/>
+        <w:t>____________ Б. Ю. Ермолаев</w:t>
+        <w:br/>
+        <w:t>01.09.2026</w:t>
+      </w:r>
+    </w:p>
+    <w:p>
+      <w:pPr>
+        <w:jc w:val="both"/>
+      </w:pPr>
+      <w:r>
+        <w:t>344000, г. Ростов-на-Дону, пр. Стачки, д. 25, офис 301. Основание пользования: договор аренды № 25/08 от 20.08.2026, акт № АП-02 от 01.09.2026. Общая полезная площадь 96,80 м².</w:t>
       </w:r>
     </w:p>
     <w:tbl>
       <w:tblPr>
         <w:tblStyle w:val="TableGrid"/>
         <w:tblW w:type="auto" w:w="0"/>
+        <w:tblLayout w:type="fixed"/>
         <w:tblLook w:firstColumn="1" w:firstRow="1" w:lastColumn="0" w:lastRow="0" w:noHBand="0" w:noVBand="1" w:val="04A0"/>
       </w:tblPr>
       <w:tblGrid>
-        <w:gridCol w:w="1995"/>
-        <w:gridCol w:w="1995"/>
-        <w:gridCol w:w="1995"/>
-        <w:gridCol w:w="1995"/>
-        <w:gridCol w:w="1995"/>
+        <w:gridCol w:w="2339"/>
+        <w:gridCol w:w="2339"/>
+        <w:gridCol w:w="2339"/>
+        <w:gridCol w:w="2339"/>
       </w:tblGrid>
       <w:tr>
+        <w:trPr>
+          <w:cantSplit/>
+          <w:tblHeader/>
+        </w:trPr>
         <w:tc>
           <w:tcPr>
-            <w:tcW w:type="dxa" w:w="1995"/>
+            <w:tcW w:type="dxa" w:w="2339"/>
           </w:tcPr>
           <w:p>
             <w:pPr>
-              <w:jc w:val="center"/>
+              <w:spacing w:after="40" w:line="240" w:lineRule="auto"/>
+              <w:ind w:firstLine="0"/>
             </w:pPr>
-            <w:r/>
             <w:r>
               <w:rPr>
-                <w:rFonts w:ascii="Times New Roman" w:hAnsi="Times New Roman"/>
-                <w:b/>
-                <w:sz w:val="24"/>
+                <w:sz w:val="20"/>
               </w:rPr>
               <w:t>№</w:t>
             </w:r>
@@ -106,92 +96,851 @@
         </w:tc>
         <w:tc>
           <w:tcPr>
-            <w:tcW w:type="dxa" w:w="1995"/>
+            <w:tcW w:type="dxa" w:w="2339"/>
           </w:tcPr>
           <w:p>
             <w:pPr>
-              <w:jc w:val="center"/>
+              <w:spacing w:after="40" w:line="240" w:lineRule="auto"/>
+              <w:ind w:firstLine="0"/>
             </w:pPr>
-            <w:r/>
             <w:r>
               <w:rPr>
-                <w:rFonts w:ascii="Times New Roman" w:hAnsi="Times New Roman"/>
-                <w:b/>
-                <w:sz w:val="24"/>
+                <w:sz w:val="20"/>
               </w:rPr>
-              <w:t>Фактический адрес</w:t>
+              <w:t>Помещение</w:t>
             </w:r>
           </w:p>
         </w:tc>
         <w:tc>
           <w:tcPr>
-            <w:tcW w:type="dxa" w:w="1995"/>
+            <w:tcW w:type="dxa" w:w="2339"/>
           </w:tcPr>
           <w:p>
             <w:pPr>
-              <w:jc w:val="center"/>
+              <w:spacing w:after="40" w:line="240" w:lineRule="auto"/>
+              <w:ind w:firstLine="0"/>
             </w:pPr>
-            <w:r/>
             <w:r>
               <w:rPr>
-                <w:rFonts w:ascii="Times New Roman" w:hAnsi="Times New Roman"/>
-                <w:b/>
-                <w:sz w:val="24"/>
+                <w:sz w:val="20"/>
               </w:rPr>
-              <w:t>Вид и назначение помещения (площадь)</w:t>
+              <w:t>Площадь, м²</w:t>
             </w:r>
           </w:p>
         </w:tc>
         <w:tc>
           <w:tcPr>
-            <w:tcW w:type="dxa" w:w="1995"/>
+            <w:tcW w:type="dxa" w:w="2339"/>
           </w:tcPr>
           <w:p>
             <w:pPr>
-              <w:jc w:val="center"/>
+              <w:spacing w:after="40" w:line="240" w:lineRule="auto"/>
+              <w:ind w:firstLine="0"/>
             </w:pPr>
-            <w:r/>
             <w:r>
               <w:rPr>
-                <w:rFonts w:ascii="Times New Roman" w:hAnsi="Times New Roman"/>
-                <w:b/>
-                <w:sz w:val="24"/>
+                <w:sz w:val="20"/>
               </w:rPr>
-              <w:t>Форма владения</w:t>
+              <w:t>Назначение</w:t>
+            </w:r>
+          </w:p>
+        </w:tc>
+      </w:tr>
+      <w:tr>
+        <w:trPr>
+          <w:cantSplit/>
+        </w:trPr>
+        <w:tc>
+          <w:tcPr>
+            <w:tcW w:type="dxa" w:w="2339"/>
+          </w:tcPr>
+          <w:p>
+            <w:pPr>
+              <w:spacing w:after="40" w:line="240" w:lineRule="auto"/>
+              <w:ind w:firstLine="0"/>
+            </w:pPr>
+            <w:r>
+              <w:rPr>
+                <w:sz w:val="20"/>
+              </w:rPr>
+              <w:t>01</w:t>
             </w:r>
           </w:p>
         </w:tc>
         <w:tc>
           <w:tcPr>
-            <w:tcW w:type="dxa" w:w="1995"/>
+            <w:tcW w:type="dxa" w:w="2339"/>
           </w:tcPr>
           <w:p>
             <w:pPr>
-              <w:jc w:val="center"/>
+              <w:spacing w:after="40" w:line="240" w:lineRule="auto"/>
+              <w:ind w:firstLine="0"/>
             </w:pPr>
-            <w:r/>
             <w:r>
               <w:rPr>
-                <w:rFonts w:ascii="Times New Roman" w:hAnsi="Times New Roman"/>
-                <w:b/>
-                <w:sz w:val="24"/>
+                <w:sz w:val="20"/>
               </w:rPr>
-              <w:t>Правоосн. документ</w:t>
+              <w:t>Рабочая комната</w:t>
+            </w:r>
+          </w:p>
+        </w:tc>
+        <w:tc>
+          <w:tcPr>
+            <w:tcW w:type="dxa" w:w="2339"/>
+          </w:tcPr>
+          <w:p>
+            <w:pPr>
+              <w:spacing w:after="40" w:line="240" w:lineRule="auto"/>
+              <w:ind w:firstLine="0"/>
+            </w:pPr>
+            <w:r>
+              <w:rPr>
+                <w:sz w:val="20"/>
+              </w:rPr>
+              <w:t>19.20</w:t>
+            </w:r>
+          </w:p>
+        </w:tc>
+        <w:tc>
+          <w:tcPr>
+            <w:tcW w:type="dxa" w:w="2339"/>
+          </w:tcPr>
+          <w:p>
+            <w:pPr>
+              <w:spacing w:after="40" w:line="240" w:lineRule="auto"/>
+              <w:ind w:firstLine="0"/>
+            </w:pPr>
+            <w:r>
+              <w:rPr>
+                <w:sz w:val="20"/>
+              </w:rPr>
+              <w:t>Четыре АРМ общего контура; общедоступные материалы, подготовка работ.</w:t>
             </w:r>
           </w:p>
         </w:tc>
       </w:tr>
       <w:tr>
+        <w:trPr>
+          <w:cantSplit/>
+        </w:trPr>
         <w:tc>
           <w:tcPr>
-            <w:tcW w:type="dxa" w:w="1995"/>
+            <w:tcW w:type="dxa" w:w="2339"/>
           </w:tcPr>
           <w:p>
-            <w:r/>
+            <w:pPr>
+              <w:spacing w:after="40" w:line="240" w:lineRule="auto"/>
+              <w:ind w:firstLine="0"/>
+            </w:pPr>
             <w:r>
               <w:rPr>
-                <w:rFonts w:ascii="Times New Roman" w:hAnsi="Times New Roman"/>
-                <w:sz w:val="24"/>
+                <w:sz w:val="20"/>
+              </w:rPr>
+              <w:t>02</w:t>
+            </w:r>
+          </w:p>
+        </w:tc>
+        <w:tc>
+          <w:tcPr>
+            <w:tcW w:type="dxa" w:w="2339"/>
+          </w:tcPr>
+          <w:p>
+            <w:pPr>
+              <w:spacing w:after="40" w:line="240" w:lineRule="auto"/>
+              <w:ind w:firstLine="0"/>
+            </w:pPr>
+            <w:r>
+              <w:rPr>
+                <w:sz w:val="20"/>
+              </w:rPr>
+              <w:t>Приёмная</w:t>
+            </w:r>
+          </w:p>
+        </w:tc>
+        <w:tc>
+          <w:tcPr>
+            <w:tcW w:type="dxa" w:w="2339"/>
+          </w:tcPr>
+          <w:p>
+            <w:pPr>
+              <w:spacing w:after="40" w:line="240" w:lineRule="auto"/>
+              <w:ind w:firstLine="0"/>
+            </w:pPr>
+            <w:r>
+              <w:rPr>
+                <w:sz w:val="20"/>
+              </w:rPr>
+              <w:t>9.60</w:t>
+            </w:r>
+          </w:p>
+        </w:tc>
+        <w:tc>
+          <w:tcPr>
+            <w:tcW w:type="dxa" w:w="2339"/>
+          </w:tcPr>
+          <w:p>
+            <w:pPr>
+              <w:spacing w:after="40" w:line="240" w:lineRule="auto"/>
+              <w:ind w:firstLine="0"/>
+            </w:pPr>
+            <w:r>
+              <w:rPr>
+                <w:sz w:val="20"/>
+              </w:rPr>
+              <w:t>Ожидание посетителей, хранение верхней одежды.</w:t>
+            </w:r>
+          </w:p>
+        </w:tc>
+      </w:tr>
+      <w:tr>
+        <w:trPr>
+          <w:cantSplit/>
+        </w:trPr>
+        <w:tc>
+          <w:tcPr>
+            <w:tcW w:type="dxa" w:w="2339"/>
+          </w:tcPr>
+          <w:p>
+            <w:pPr>
+              <w:spacing w:after="40" w:line="240" w:lineRule="auto"/>
+              <w:ind w:firstLine="0"/>
+            </w:pPr>
+            <w:r>
+              <w:rPr>
+                <w:sz w:val="20"/>
+              </w:rPr>
+              <w:t>03</w:t>
+            </w:r>
+          </w:p>
+        </w:tc>
+        <w:tc>
+          <w:tcPr>
+            <w:tcW w:type="dxa" w:w="2339"/>
+          </w:tcPr>
+          <w:p>
+            <w:pPr>
+              <w:spacing w:after="40" w:line="240" w:lineRule="auto"/>
+              <w:ind w:firstLine="0"/>
+            </w:pPr>
+            <w:r>
+              <w:rPr>
+                <w:sz w:val="20"/>
+              </w:rPr>
+              <w:t>Санитарно-бытовая комната</w:t>
+            </w:r>
+          </w:p>
+        </w:tc>
+        <w:tc>
+          <w:tcPr>
+            <w:tcW w:type="dxa" w:w="2339"/>
+          </w:tcPr>
+          <w:p>
+            <w:pPr>
+              <w:spacing w:after="40" w:line="240" w:lineRule="auto"/>
+              <w:ind w:firstLine="0"/>
+            </w:pPr>
+            <w:r>
+              <w:rPr>
+                <w:sz w:val="20"/>
+              </w:rPr>
+              <w:t>8.96</w:t>
+            </w:r>
+          </w:p>
+        </w:tc>
+        <w:tc>
+          <w:tcPr>
+            <w:tcW w:type="dxa" w:w="2339"/>
+          </w:tcPr>
+          <w:p>
+            <w:pPr>
+              <w:spacing w:after="40" w:line="240" w:lineRule="auto"/>
+              <w:ind w:firstLine="0"/>
+            </w:pPr>
+            <w:r>
+              <w:rPr>
+                <w:sz w:val="20"/>
+              </w:rPr>
+              <w:t>Универсальный санузел; зона разворота диаметром 1,5 м.</w:t>
+            </w:r>
+          </w:p>
+        </w:tc>
+      </w:tr>
+      <w:tr>
+        <w:trPr>
+          <w:cantSplit/>
+        </w:trPr>
+        <w:tc>
+          <w:tcPr>
+            <w:tcW w:type="dxa" w:w="2339"/>
+          </w:tcPr>
+          <w:p>
+            <w:pPr>
+              <w:spacing w:after="40" w:line="240" w:lineRule="auto"/>
+              <w:ind w:firstLine="0"/>
+            </w:pPr>
+            <w:r>
+              <w:rPr>
+                <w:sz w:val="20"/>
+              </w:rPr>
+              <w:t>04</w:t>
+            </w:r>
+          </w:p>
+        </w:tc>
+        <w:tc>
+          <w:tcPr>
+            <w:tcW w:type="dxa" w:w="2339"/>
+          </w:tcPr>
+          <w:p>
+            <w:pPr>
+              <w:spacing w:after="40" w:line="240" w:lineRule="auto"/>
+              <w:ind w:firstLine="0"/>
+            </w:pPr>
+            <w:r>
+              <w:rPr>
+                <w:sz w:val="20"/>
+              </w:rPr>
+              <w:t>Серверная-лаборатория</w:t>
+            </w:r>
+          </w:p>
+        </w:tc>
+        <w:tc>
+          <w:tcPr>
+            <w:tcW w:type="dxa" w:w="2339"/>
+          </w:tcPr>
+          <w:p>
+            <w:pPr>
+              <w:spacing w:after="40" w:line="240" w:lineRule="auto"/>
+              <w:ind w:firstLine="0"/>
+            </w:pPr>
+            <w:r>
+              <w:rPr>
+                <w:sz w:val="20"/>
+              </w:rPr>
+              <w:t>9.60</w:t>
+            </w:r>
+          </w:p>
+        </w:tc>
+        <w:tc>
+          <w:tcPr>
+            <w:tcW w:type="dxa" w:w="2339"/>
+          </w:tcPr>
+          <w:p>
+            <w:pPr>
+              <w:spacing w:after="40" w:line="240" w:lineRule="auto"/>
+              <w:ind w:firstLine="0"/>
+            </w:pPr>
+            <w:r>
+              <w:rPr>
+                <w:sz w:val="20"/>
+              </w:rPr>
+              <w:t>Сервер, один постоянный защищённый АРМ и станция проверки носителей.</w:t>
+            </w:r>
+          </w:p>
+        </w:tc>
+      </w:tr>
+      <w:tr>
+        <w:trPr>
+          <w:cantSplit/>
+        </w:trPr>
+        <w:tc>
+          <w:tcPr>
+            <w:tcW w:type="dxa" w:w="2339"/>
+          </w:tcPr>
+          <w:p>
+            <w:pPr>
+              <w:spacing w:after="40" w:line="240" w:lineRule="auto"/>
+              <w:ind w:firstLine="0"/>
+            </w:pPr>
+            <w:r>
+              <w:rPr>
+                <w:sz w:val="20"/>
+              </w:rPr>
+              <w:t>05</w:t>
+            </w:r>
+          </w:p>
+        </w:tc>
+        <w:tc>
+          <w:tcPr>
+            <w:tcW w:type="dxa" w:w="2339"/>
+          </w:tcPr>
+          <w:p>
+            <w:pPr>
+              <w:spacing w:after="40" w:line="240" w:lineRule="auto"/>
+              <w:ind w:firstLine="0"/>
+            </w:pPr>
+            <w:r>
+              <w:rPr>
+                <w:sz w:val="20"/>
+              </w:rPr>
+              <w:t>Архив</w:t>
+            </w:r>
+          </w:p>
+        </w:tc>
+        <w:tc>
+          <w:tcPr>
+            <w:tcW w:type="dxa" w:w="2339"/>
+          </w:tcPr>
+          <w:p>
+            <w:pPr>
+              <w:spacing w:after="40" w:line="240" w:lineRule="auto"/>
+              <w:ind w:firstLine="0"/>
+            </w:pPr>
+            <w:r>
+              <w:rPr>
+                <w:sz w:val="20"/>
+              </w:rPr>
+              <w:t>6.40</w:t>
+            </w:r>
+          </w:p>
+        </w:tc>
+        <w:tc>
+          <w:tcPr>
+            <w:tcW w:type="dxa" w:w="2339"/>
+          </w:tcPr>
+          <w:p>
+            <w:pPr>
+              <w:spacing w:after="40" w:line="240" w:lineRule="auto"/>
+              <w:ind w:firstLine="0"/>
+            </w:pPr>
+            <w:r>
+              <w:rPr>
+                <w:sz w:val="20"/>
+              </w:rPr>
+              <w:t>Сейф и стеллажи; бумажные документы и носители.</w:t>
+            </w:r>
+          </w:p>
+        </w:tc>
+      </w:tr>
+      <w:tr>
+        <w:trPr>
+          <w:cantSplit/>
+        </w:trPr>
+        <w:tc>
+          <w:tcPr>
+            <w:tcW w:type="dxa" w:w="2339"/>
+          </w:tcPr>
+          <w:p>
+            <w:pPr>
+              <w:spacing w:after="40" w:line="240" w:lineRule="auto"/>
+              <w:ind w:firstLine="0"/>
+            </w:pPr>
+            <w:r>
+              <w:rPr>
+                <w:sz w:val="20"/>
+              </w:rPr>
+              <w:t>06</w:t>
+            </w:r>
+          </w:p>
+        </w:tc>
+        <w:tc>
+          <w:tcPr>
+            <w:tcW w:type="dxa" w:w="2339"/>
+          </w:tcPr>
+          <w:p>
+            <w:pPr>
+              <w:spacing w:after="40" w:line="240" w:lineRule="auto"/>
+              <w:ind w:firstLine="0"/>
+            </w:pPr>
+            <w:r>
+              <w:rPr>
+                <w:sz w:val="20"/>
+              </w:rPr>
+              <w:t>Переговорная</w:t>
+            </w:r>
+          </w:p>
+        </w:tc>
+        <w:tc>
+          <w:tcPr>
+            <w:tcW w:type="dxa" w:w="2339"/>
+          </w:tcPr>
+          <w:p>
+            <w:pPr>
+              <w:spacing w:after="40" w:line="240" w:lineRule="auto"/>
+              <w:ind w:firstLine="0"/>
+            </w:pPr>
+            <w:r>
+              <w:rPr>
+                <w:sz w:val="20"/>
+              </w:rPr>
+              <w:t>9.60</w:t>
+            </w:r>
+          </w:p>
+        </w:tc>
+        <w:tc>
+          <w:tcPr>
+            <w:tcW w:type="dxa" w:w="2339"/>
+          </w:tcPr>
+          <w:p>
+            <w:pPr>
+              <w:spacing w:after="40" w:line="240" w:lineRule="auto"/>
+              <w:ind w:firstLine="0"/>
+            </w:pPr>
+            <w:r>
+              <w:rPr>
+                <w:sz w:val="20"/>
+              </w:rPr>
+              <w:t>Переговоры до четырёх человек; комплекс акустической защиты.</w:t>
+            </w:r>
+          </w:p>
+        </w:tc>
+      </w:tr>
+      <w:tr>
+        <w:trPr>
+          <w:cantSplit/>
+        </w:trPr>
+        <w:tc>
+          <w:tcPr>
+            <w:tcW w:type="dxa" w:w="2339"/>
+          </w:tcPr>
+          <w:p>
+            <w:pPr>
+              <w:spacing w:after="40" w:line="240" w:lineRule="auto"/>
+              <w:ind w:firstLine="0"/>
+            </w:pPr>
+            <w:r>
+              <w:rPr>
+                <w:sz w:val="20"/>
+              </w:rPr>
+              <w:t>07</w:t>
+            </w:r>
+          </w:p>
+        </w:tc>
+        <w:tc>
+          <w:tcPr>
+            <w:tcW w:type="dxa" w:w="2339"/>
+          </w:tcPr>
+          <w:p>
+            <w:pPr>
+              <w:spacing w:after="40" w:line="240" w:lineRule="auto"/>
+              <w:ind w:firstLine="0"/>
+            </w:pPr>
+            <w:r>
+              <w:rPr>
+                <w:sz w:val="20"/>
+              </w:rPr>
+              <w:t>Кабинет директора</w:t>
+            </w:r>
+          </w:p>
+        </w:tc>
+        <w:tc>
+          <w:tcPr>
+            <w:tcW w:type="dxa" w:w="2339"/>
+          </w:tcPr>
+          <w:p>
+            <w:pPr>
+              <w:spacing w:after="40" w:line="240" w:lineRule="auto"/>
+              <w:ind w:firstLine="0"/>
+            </w:pPr>
+            <w:r>
+              <w:rPr>
+                <w:sz w:val="20"/>
+              </w:rPr>
+              <w:t>11.84</w:t>
+            </w:r>
+          </w:p>
+        </w:tc>
+        <w:tc>
+          <w:tcPr>
+            <w:tcW w:type="dxa" w:w="2339"/>
+          </w:tcPr>
+          <w:p>
+            <w:pPr>
+              <w:spacing w:after="40" w:line="240" w:lineRule="auto"/>
+              <w:ind w:firstLine="0"/>
+            </w:pPr>
+            <w:r>
+              <w:rPr>
+                <w:sz w:val="20"/>
+              </w:rPr>
+              <w:t>Управление и приём сотрудников; постоянный АРМ не предусматривается.</w:t>
+            </w:r>
+          </w:p>
+        </w:tc>
+      </w:tr>
+      <w:tr>
+        <w:trPr>
+          <w:cantSplit/>
+        </w:trPr>
+        <w:tc>
+          <w:tcPr>
+            <w:tcW w:type="dxa" w:w="2339"/>
+          </w:tcPr>
+          <w:p>
+            <w:pPr>
+              <w:spacing w:after="40" w:line="240" w:lineRule="auto"/>
+              <w:ind w:firstLine="0"/>
+            </w:pPr>
+            <w:r>
+              <w:rPr>
+                <w:sz w:val="20"/>
+              </w:rPr>
+              <w:t>08</w:t>
+            </w:r>
+          </w:p>
+        </w:tc>
+        <w:tc>
+          <w:tcPr>
+            <w:tcW w:type="dxa" w:w="2339"/>
+          </w:tcPr>
+          <w:p>
+            <w:pPr>
+              <w:spacing w:after="40" w:line="240" w:lineRule="auto"/>
+              <w:ind w:firstLine="0"/>
+            </w:pPr>
+            <w:r>
+              <w:rPr>
+                <w:sz w:val="20"/>
+              </w:rPr>
+              <w:t>Коридор</w:t>
+            </w:r>
+          </w:p>
+        </w:tc>
+        <w:tc>
+          <w:tcPr>
+            <w:tcW w:type="dxa" w:w="2339"/>
+          </w:tcPr>
+          <w:p>
+            <w:pPr>
+              <w:spacing w:after="40" w:line="240" w:lineRule="auto"/>
+              <w:ind w:firstLine="0"/>
+            </w:pPr>
+            <w:r>
+              <w:rPr>
+                <w:sz w:val="20"/>
+              </w:rPr>
+              <w:t>21.60</w:t>
+            </w:r>
+          </w:p>
+        </w:tc>
+        <w:tc>
+          <w:tcPr>
+            <w:tcW w:type="dxa" w:w="2339"/>
+          </w:tcPr>
+          <w:p>
+            <w:pPr>
+              <w:spacing w:after="40" w:line="240" w:lineRule="auto"/>
+              <w:ind w:firstLine="0"/>
+            </w:pPr>
+            <w:r>
+              <w:rPr>
+                <w:sz w:val="20"/>
+              </w:rPr>
+              <w:t>Доступ во все помещения; постоянное хранение и мебель исключены.</w:t>
+            </w:r>
+          </w:p>
+        </w:tc>
+      </w:tr>
+    </w:tbl>
+    <w:tbl>
+      <w:tblPr>
+        <w:tblStyle w:val="TableGrid"/>
+        <w:tblW w:type="auto" w:w="0"/>
+        <w:tblLayout w:type="fixed"/>
+        <w:tblLook w:firstColumn="1" w:firstRow="1" w:lastColumn="0" w:lastRow="0" w:noHBand="0" w:noVBand="1" w:val="04A0"/>
+      </w:tblPr>
+      <w:tblGrid>
+        <w:gridCol w:w="2339"/>
+        <w:gridCol w:w="2339"/>
+        <w:gridCol w:w="2339"/>
+        <w:gridCol w:w="2339"/>
+      </w:tblGrid>
+      <w:tr>
+        <w:trPr>
+          <w:cantSplit/>
+          <w:tblHeader/>
+        </w:trPr>
+        <w:tc>
+          <w:tcPr>
+            <w:tcW w:type="dxa" w:w="2339"/>
+          </w:tcPr>
+          <w:p>
+            <w:pPr>
+              <w:spacing w:after="40" w:line="240" w:lineRule="auto"/>
+              <w:ind w:firstLine="0"/>
+            </w:pPr>
+            <w:r>
+              <w:rPr>
+                <w:sz w:val="20"/>
+              </w:rPr>
+              <w:t>Код</w:t>
+            </w:r>
+          </w:p>
+        </w:tc>
+        <w:tc>
+          <w:tcPr>
+            <w:tcW w:type="dxa" w:w="2339"/>
+          </w:tcPr>
+          <w:p>
+            <w:pPr>
+              <w:spacing w:after="40" w:line="240" w:lineRule="auto"/>
+              <w:ind w:firstLine="0"/>
+            </w:pPr>
+            <w:r>
+              <w:rPr>
+                <w:sz w:val="20"/>
+              </w:rPr>
+              <w:t>Средство</w:t>
+            </w:r>
+          </w:p>
+        </w:tc>
+        <w:tc>
+          <w:tcPr>
+            <w:tcW w:type="dxa" w:w="2339"/>
+          </w:tcPr>
+          <w:p>
+            <w:pPr>
+              <w:spacing w:after="40" w:line="240" w:lineRule="auto"/>
+              <w:ind w:firstLine="0"/>
+            </w:pPr>
+            <w:r>
+              <w:rPr>
+                <w:sz w:val="20"/>
+              </w:rPr>
+              <w:t>Количество</w:t>
+            </w:r>
+          </w:p>
+        </w:tc>
+        <w:tc>
+          <w:tcPr>
+            <w:tcW w:type="dxa" w:w="2339"/>
+          </w:tcPr>
+          <w:p>
+            <w:pPr>
+              <w:spacing w:after="40" w:line="240" w:lineRule="auto"/>
+              <w:ind w:firstLine="0"/>
+            </w:pPr>
+            <w:r>
+              <w:rPr>
+                <w:sz w:val="20"/>
+              </w:rPr>
+              <w:t>Помещение</w:t>
+            </w:r>
+          </w:p>
+        </w:tc>
+      </w:tr>
+      <w:tr>
+        <w:trPr>
+          <w:cantSplit/>
+        </w:trPr>
+        <w:tc>
+          <w:tcPr>
+            <w:tcW w:type="dxa" w:w="2339"/>
+          </w:tcPr>
+          <w:p>
+            <w:pPr>
+              <w:spacing w:after="40" w:line="240" w:lineRule="auto"/>
+              <w:ind w:firstLine="0"/>
+            </w:pPr>
+            <w:r>
+              <w:rPr>
+                <w:sz w:val="20"/>
+              </w:rPr>
+              <w:t>ARM-01–04</w:t>
+            </w:r>
+          </w:p>
+        </w:tc>
+        <w:tc>
+          <w:tcPr>
+            <w:tcW w:type="dxa" w:w="2339"/>
+          </w:tcPr>
+          <w:p>
+            <w:pPr>
+              <w:spacing w:after="40" w:line="240" w:lineRule="auto"/>
+              <w:ind w:firstLine="0"/>
+            </w:pPr>
+            <w:r>
+              <w:rPr>
+                <w:sz w:val="20"/>
+              </w:rPr>
+              <w:t>АРМ общего контура</w:t>
+            </w:r>
+          </w:p>
+        </w:tc>
+        <w:tc>
+          <w:tcPr>
+            <w:tcW w:type="dxa" w:w="2339"/>
+          </w:tcPr>
+          <w:p>
+            <w:pPr>
+              <w:spacing w:after="40" w:line="240" w:lineRule="auto"/>
+              <w:ind w:firstLine="0"/>
+            </w:pPr>
+            <w:r>
+              <w:rPr>
+                <w:sz w:val="20"/>
+              </w:rPr>
+              <w:t>4</w:t>
+            </w:r>
+          </w:p>
+        </w:tc>
+        <w:tc>
+          <w:tcPr>
+            <w:tcW w:type="dxa" w:w="2339"/>
+          </w:tcPr>
+          <w:p>
+            <w:pPr>
+              <w:spacing w:after="40" w:line="240" w:lineRule="auto"/>
+              <w:ind w:firstLine="0"/>
+            </w:pPr>
+            <w:r>
+              <w:rPr>
+                <w:sz w:val="20"/>
+              </w:rPr>
+              <w:t>01</w:t>
+            </w:r>
+          </w:p>
+        </w:tc>
+      </w:tr>
+      <w:tr>
+        <w:trPr>
+          <w:cantSplit/>
+        </w:trPr>
+        <w:tc>
+          <w:tcPr>
+            <w:tcW w:type="dxa" w:w="2339"/>
+          </w:tcPr>
+          <w:p>
+            <w:pPr>
+              <w:spacing w:after="40" w:line="240" w:lineRule="auto"/>
+              <w:ind w:firstLine="0"/>
+            </w:pPr>
+            <w:r>
+              <w:rPr>
+                <w:sz w:val="20"/>
+              </w:rPr>
+              <w:t>ARM-05</w:t>
+            </w:r>
+          </w:p>
+        </w:tc>
+        <w:tc>
+          <w:tcPr>
+            <w:tcW w:type="dxa" w:w="2339"/>
+          </w:tcPr>
+          <w:p>
+            <w:pPr>
+              <w:spacing w:after="40" w:line="240" w:lineRule="auto"/>
+              <w:ind w:firstLine="0"/>
+            </w:pPr>
+            <w:r>
+              <w:rPr>
+                <w:sz w:val="20"/>
+              </w:rPr>
+              <w:t>Защищённое рабочее место</w:t>
+            </w:r>
+          </w:p>
+        </w:tc>
+        <w:tc>
+          <w:tcPr>
+            <w:tcW w:type="dxa" w:w="2339"/>
+          </w:tcPr>
+          <w:p>
+            <w:pPr>
+              <w:spacing w:after="40" w:line="240" w:lineRule="auto"/>
+              <w:ind w:firstLine="0"/>
+            </w:pPr>
+            <w:r>
+              <w:rPr>
+                <w:sz w:val="20"/>
               </w:rPr>
               <w:t>1</w:t>
             </w:r>
@@ -199,76 +948,583 @@
         </w:tc>
         <w:tc>
           <w:tcPr>
-            <w:tcW w:type="dxa" w:w="1995"/>
+            <w:tcW w:type="dxa" w:w="2339"/>
           </w:tcPr>
           <w:p>
-            <w:r/>
+            <w:pPr>
+              <w:spacing w:after="40" w:line="240" w:lineRule="auto"/>
+              <w:ind w:firstLine="0"/>
+            </w:pPr>
             <w:r>
               <w:rPr>
-                <w:rFonts w:ascii="Times New Roman" w:hAnsi="Times New Roman"/>
-                <w:sz w:val="24"/>
+                <w:sz w:val="20"/>
               </w:rPr>
-              <w:t>344000, г. Ростов-на-Дону, пр. Стачки, д. 25, офис 301</w:t>
+              <w:t>04</w:t>
+            </w:r>
+          </w:p>
+        </w:tc>
+      </w:tr>
+      <w:tr>
+        <w:trPr>
+          <w:cantSplit/>
+        </w:trPr>
+        <w:tc>
+          <w:tcPr>
+            <w:tcW w:type="dxa" w:w="2339"/>
+          </w:tcPr>
+          <w:p>
+            <w:pPr>
+              <w:spacing w:after="40" w:line="240" w:lineRule="auto"/>
+              <w:ind w:firstLine="0"/>
+            </w:pPr>
+            <w:r>
+              <w:rPr>
+                <w:sz w:val="20"/>
+              </w:rPr>
+              <w:t>ARM-06</w:t>
             </w:r>
           </w:p>
         </w:tc>
         <w:tc>
           <w:tcPr>
-            <w:tcW w:type="dxa" w:w="1995"/>
+            <w:tcW w:type="dxa" w:w="2339"/>
           </w:tcPr>
           <w:p>
-            <w:r/>
+            <w:pPr>
+              <w:spacing w:after="40" w:line="240" w:lineRule="auto"/>
+              <w:ind w:firstLine="0"/>
+            </w:pPr>
             <w:r>
               <w:rPr>
-                <w:rFonts w:ascii="Times New Roman" w:hAnsi="Times New Roman"/>
-                <w:sz w:val="24"/>
+                <w:sz w:val="20"/>
               </w:rPr>
-              <w:t>Кабинет директора — 14 м²</w:t>
+              <w:t>Станция проверки носителей</w:t>
             </w:r>
           </w:p>
         </w:tc>
         <w:tc>
           <w:tcPr>
-            <w:tcW w:type="dxa" w:w="1995"/>
+            <w:tcW w:type="dxa" w:w="2339"/>
           </w:tcPr>
           <w:p>
-            <w:r/>
+            <w:pPr>
+              <w:spacing w:after="40" w:line="240" w:lineRule="auto"/>
+              <w:ind w:firstLine="0"/>
+            </w:pPr>
             <w:r>
               <w:rPr>
-                <w:rFonts w:ascii="Times New Roman" w:hAnsi="Times New Roman"/>
-                <w:sz w:val="24"/>
+                <w:sz w:val="20"/>
               </w:rPr>
-              <w:t>аренда</w:t>
+              <w:t>1</w:t>
             </w:r>
           </w:p>
         </w:tc>
         <w:tc>
           <w:tcPr>
-            <w:tcW w:type="dxa" w:w="1995"/>
+            <w:tcW w:type="dxa" w:w="2339"/>
           </w:tcPr>
           <w:p>
-            <w:r/>
+            <w:pPr>
+              <w:spacing w:after="40" w:line="240" w:lineRule="auto"/>
+              <w:ind w:firstLine="0"/>
+            </w:pPr>
             <w:r>
               <w:rPr>
-                <w:rFonts w:ascii="Times New Roman" w:hAnsi="Times New Roman"/>
-                <w:sz w:val="24"/>
+                <w:sz w:val="20"/>
               </w:rPr>
-              <w:t>Договор аренды № 25/08 от 20.08.2026</w:t>
+              <w:t>04</w:t>
             </w:r>
           </w:p>
         </w:tc>
       </w:tr>
       <w:tr>
+        <w:trPr>
+          <w:cantSplit/>
+        </w:trPr>
         <w:tc>
           <w:tcPr>
-            <w:tcW w:type="dxa" w:w="1995"/>
+            <w:tcW w:type="dxa" w:w="2339"/>
           </w:tcPr>
           <w:p>
-            <w:r/>
+            <w:pPr>
+              <w:spacing w:after="40" w:line="240" w:lineRule="auto"/>
+              <w:ind w:firstLine="0"/>
+            </w:pPr>
             <w:r>
               <w:rPr>
-                <w:rFonts w:ascii="Times New Roman" w:hAnsi="Times New Roman"/>
-                <w:sz w:val="24"/>
+                <w:sz w:val="20"/>
+              </w:rPr>
+              <w:t>SRV-01</w:t>
+            </w:r>
+          </w:p>
+        </w:tc>
+        <w:tc>
+          <w:tcPr>
+            <w:tcW w:type="dxa" w:w="2339"/>
+          </w:tcPr>
+          <w:p>
+            <w:pPr>
+              <w:spacing w:after="40" w:line="240" w:lineRule="auto"/>
+              <w:ind w:firstLine="0"/>
+            </w:pPr>
+            <w:r>
+              <w:rPr>
+                <w:sz w:val="20"/>
+              </w:rPr>
+              <w:t>Сервер</w:t>
+            </w:r>
+          </w:p>
+        </w:tc>
+        <w:tc>
+          <w:tcPr>
+            <w:tcW w:type="dxa" w:w="2339"/>
+          </w:tcPr>
+          <w:p>
+            <w:pPr>
+              <w:spacing w:after="40" w:line="240" w:lineRule="auto"/>
+              <w:ind w:firstLine="0"/>
+            </w:pPr>
+            <w:r>
+              <w:rPr>
+                <w:sz w:val="20"/>
+              </w:rPr>
+              <w:t>1</w:t>
+            </w:r>
+          </w:p>
+        </w:tc>
+        <w:tc>
+          <w:tcPr>
+            <w:tcW w:type="dxa" w:w="2339"/>
+          </w:tcPr>
+          <w:p>
+            <w:pPr>
+              <w:spacing w:after="40" w:line="240" w:lineRule="auto"/>
+              <w:ind w:firstLine="0"/>
+            </w:pPr>
+            <w:r>
+              <w:rPr>
+                <w:sz w:val="20"/>
+              </w:rPr>
+              <w:t>04</w:t>
+            </w:r>
+          </w:p>
+        </w:tc>
+      </w:tr>
+      <w:tr>
+        <w:trPr>
+          <w:cantSplit/>
+        </w:trPr>
+        <w:tc>
+          <w:tcPr>
+            <w:tcW w:type="dxa" w:w="2339"/>
+          </w:tcPr>
+          <w:p>
+            <w:pPr>
+              <w:spacing w:after="40" w:line="240" w:lineRule="auto"/>
+              <w:ind w:firstLine="0"/>
+            </w:pPr>
+            <w:r>
+              <w:rPr>
+                <w:sz w:val="20"/>
+              </w:rPr>
+              <w:t>MFP-01</w:t>
+            </w:r>
+          </w:p>
+        </w:tc>
+        <w:tc>
+          <w:tcPr>
+            <w:tcW w:type="dxa" w:w="2339"/>
+          </w:tcPr>
+          <w:p>
+            <w:pPr>
+              <w:spacing w:after="40" w:line="240" w:lineRule="auto"/>
+              <w:ind w:firstLine="0"/>
+            </w:pPr>
+            <w:r>
+              <w:rPr>
+                <w:sz w:val="20"/>
+              </w:rPr>
+              <w:t>Локальное МФУ</w:t>
+            </w:r>
+          </w:p>
+        </w:tc>
+        <w:tc>
+          <w:tcPr>
+            <w:tcW w:type="dxa" w:w="2339"/>
+          </w:tcPr>
+          <w:p>
+            <w:pPr>
+              <w:spacing w:after="40" w:line="240" w:lineRule="auto"/>
+              <w:ind w:firstLine="0"/>
+            </w:pPr>
+            <w:r>
+              <w:rPr>
+                <w:sz w:val="20"/>
+              </w:rPr>
+              <w:t>1</w:t>
+            </w:r>
+          </w:p>
+        </w:tc>
+        <w:tc>
+          <w:tcPr>
+            <w:tcW w:type="dxa" w:w="2339"/>
+          </w:tcPr>
+          <w:p>
+            <w:pPr>
+              <w:spacing w:after="40" w:line="240" w:lineRule="auto"/>
+              <w:ind w:firstLine="0"/>
+            </w:pPr>
+            <w:r>
+              <w:rPr>
+                <w:sz w:val="20"/>
+              </w:rPr>
+              <w:t>04</w:t>
+            </w:r>
+          </w:p>
+        </w:tc>
+      </w:tr>
+      <w:tr>
+        <w:trPr>
+          <w:cantSplit/>
+        </w:trPr>
+        <w:tc>
+          <w:tcPr>
+            <w:tcW w:type="dxa" w:w="2339"/>
+          </w:tcPr>
+          <w:p>
+            <w:pPr>
+              <w:spacing w:after="40" w:line="240" w:lineRule="auto"/>
+              <w:ind w:firstLine="0"/>
+            </w:pPr>
+            <w:r>
+              <w:rPr>
+                <w:sz w:val="20"/>
+              </w:rPr>
+              <w:t>UPS-01</w:t>
+            </w:r>
+          </w:p>
+        </w:tc>
+        <w:tc>
+          <w:tcPr>
+            <w:tcW w:type="dxa" w:w="2339"/>
+          </w:tcPr>
+          <w:p>
+            <w:pPr>
+              <w:spacing w:after="40" w:line="240" w:lineRule="auto"/>
+              <w:ind w:firstLine="0"/>
+            </w:pPr>
+            <w:r>
+              <w:rPr>
+                <w:sz w:val="20"/>
+              </w:rPr>
+              <w:t>Источник бесперебойного питания</w:t>
+            </w:r>
+          </w:p>
+        </w:tc>
+        <w:tc>
+          <w:tcPr>
+            <w:tcW w:type="dxa" w:w="2339"/>
+          </w:tcPr>
+          <w:p>
+            <w:pPr>
+              <w:spacing w:after="40" w:line="240" w:lineRule="auto"/>
+              <w:ind w:firstLine="0"/>
+            </w:pPr>
+            <w:r>
+              <w:rPr>
+                <w:sz w:val="20"/>
+              </w:rPr>
+              <w:t>1</w:t>
+            </w:r>
+          </w:p>
+        </w:tc>
+        <w:tc>
+          <w:tcPr>
+            <w:tcW w:type="dxa" w:w="2339"/>
+          </w:tcPr>
+          <w:p>
+            <w:pPr>
+              <w:spacing w:after="40" w:line="240" w:lineRule="auto"/>
+              <w:ind w:firstLine="0"/>
+            </w:pPr>
+            <w:r>
+              <w:rPr>
+                <w:sz w:val="20"/>
+              </w:rPr>
+              <w:t>04</w:t>
+            </w:r>
+          </w:p>
+        </w:tc>
+      </w:tr>
+      <w:tr>
+        <w:trPr>
+          <w:cantSplit/>
+        </w:trPr>
+        <w:tc>
+          <w:tcPr>
+            <w:tcW w:type="dxa" w:w="2339"/>
+          </w:tcPr>
+          <w:p>
+            <w:pPr>
+              <w:spacing w:after="40" w:line="240" w:lineRule="auto"/>
+              <w:ind w:firstLine="0"/>
+            </w:pPr>
+            <w:r>
+              <w:rPr>
+                <w:sz w:val="20"/>
+              </w:rPr>
+              <w:t>SW-Z</w:t>
+            </w:r>
+          </w:p>
+        </w:tc>
+        <w:tc>
+          <w:tcPr>
+            <w:tcW w:type="dxa" w:w="2339"/>
+          </w:tcPr>
+          <w:p>
+            <w:pPr>
+              <w:spacing w:after="40" w:line="240" w:lineRule="auto"/>
+              <w:ind w:firstLine="0"/>
+            </w:pPr>
+            <w:r>
+              <w:rPr>
+                <w:sz w:val="20"/>
+              </w:rPr>
+              <w:t>Коммутатор защищённого контура</w:t>
+            </w:r>
+          </w:p>
+        </w:tc>
+        <w:tc>
+          <w:tcPr>
+            <w:tcW w:type="dxa" w:w="2339"/>
+          </w:tcPr>
+          <w:p>
+            <w:pPr>
+              <w:spacing w:after="40" w:line="240" w:lineRule="auto"/>
+              <w:ind w:firstLine="0"/>
+            </w:pPr>
+            <w:r>
+              <w:rPr>
+                <w:sz w:val="20"/>
+              </w:rPr>
+              <w:t>1</w:t>
+            </w:r>
+          </w:p>
+        </w:tc>
+        <w:tc>
+          <w:tcPr>
+            <w:tcW w:type="dxa" w:w="2339"/>
+          </w:tcPr>
+          <w:p>
+            <w:pPr>
+              <w:spacing w:after="40" w:line="240" w:lineRule="auto"/>
+              <w:ind w:firstLine="0"/>
+            </w:pPr>
+            <w:r>
+              <w:rPr>
+                <w:sz w:val="20"/>
+              </w:rPr>
+              <w:t>04</w:t>
+            </w:r>
+          </w:p>
+        </w:tc>
+      </w:tr>
+      <w:tr>
+        <w:trPr>
+          <w:cantSplit/>
+        </w:trPr>
+        <w:tc>
+          <w:tcPr>
+            <w:tcW w:type="dxa" w:w="2339"/>
+          </w:tcPr>
+          <w:p>
+            <w:pPr>
+              <w:spacing w:after="40" w:line="240" w:lineRule="auto"/>
+              <w:ind w:firstLine="0"/>
+            </w:pPr>
+            <w:r>
+              <w:rPr>
+                <w:sz w:val="20"/>
+              </w:rPr>
+              <w:t>SW-O</w:t>
+            </w:r>
+          </w:p>
+        </w:tc>
+        <w:tc>
+          <w:tcPr>
+            <w:tcW w:type="dxa" w:w="2339"/>
+          </w:tcPr>
+          <w:p>
+            <w:pPr>
+              <w:spacing w:after="40" w:line="240" w:lineRule="auto"/>
+              <w:ind w:firstLine="0"/>
+            </w:pPr>
+            <w:r>
+              <w:rPr>
+                <w:sz w:val="20"/>
+              </w:rPr>
+              <w:t>Коммутатор общего контура</w:t>
+            </w:r>
+          </w:p>
+        </w:tc>
+        <w:tc>
+          <w:tcPr>
+            <w:tcW w:type="dxa" w:w="2339"/>
+          </w:tcPr>
+          <w:p>
+            <w:pPr>
+              <w:spacing w:after="40" w:line="240" w:lineRule="auto"/>
+              <w:ind w:firstLine="0"/>
+            </w:pPr>
+            <w:r>
+              <w:rPr>
+                <w:sz w:val="20"/>
+              </w:rPr>
+              <w:t>1</w:t>
+            </w:r>
+          </w:p>
+        </w:tc>
+        <w:tc>
+          <w:tcPr>
+            <w:tcW w:type="dxa" w:w="2339"/>
+          </w:tcPr>
+          <w:p>
+            <w:pPr>
+              <w:spacing w:after="40" w:line="240" w:lineRule="auto"/>
+              <w:ind w:firstLine="0"/>
+            </w:pPr>
+            <w:r>
+              <w:rPr>
+                <w:sz w:val="20"/>
+              </w:rPr>
+              <w:t>01</w:t>
+            </w:r>
+          </w:p>
+        </w:tc>
+      </w:tr>
+      <w:tr>
+        <w:trPr>
+          <w:cantSplit/>
+        </w:trPr>
+        <w:tc>
+          <w:tcPr>
+            <w:tcW w:type="dxa" w:w="2339"/>
+          </w:tcPr>
+          <w:p>
+            <w:pPr>
+              <w:spacing w:after="40" w:line="240" w:lineRule="auto"/>
+              <w:ind w:firstLine="0"/>
+            </w:pPr>
+            <w:r>
+              <w:rPr>
+                <w:sz w:val="20"/>
+              </w:rPr>
+              <w:t>RTR-01</w:t>
+            </w:r>
+          </w:p>
+        </w:tc>
+        <w:tc>
+          <w:tcPr>
+            <w:tcW w:type="dxa" w:w="2339"/>
+          </w:tcPr>
+          <w:p>
+            <w:pPr>
+              <w:spacing w:after="40" w:line="240" w:lineRule="auto"/>
+              <w:ind w:firstLine="0"/>
+            </w:pPr>
+            <w:r>
+              <w:rPr>
+                <w:sz w:val="20"/>
+              </w:rPr>
+              <w:t>Маршрутизатор общего контура</w:t>
+            </w:r>
+          </w:p>
+        </w:tc>
+        <w:tc>
+          <w:tcPr>
+            <w:tcW w:type="dxa" w:w="2339"/>
+          </w:tcPr>
+          <w:p>
+            <w:pPr>
+              <w:spacing w:after="40" w:line="240" w:lineRule="auto"/>
+              <w:ind w:firstLine="0"/>
+            </w:pPr>
+            <w:r>
+              <w:rPr>
+                <w:sz w:val="20"/>
+              </w:rPr>
+              <w:t>1</w:t>
+            </w:r>
+          </w:p>
+        </w:tc>
+        <w:tc>
+          <w:tcPr>
+            <w:tcW w:type="dxa" w:w="2339"/>
+          </w:tcPr>
+          <w:p>
+            <w:pPr>
+              <w:spacing w:after="40" w:line="240" w:lineRule="auto"/>
+              <w:ind w:firstLine="0"/>
+            </w:pPr>
+            <w:r>
+              <w:rPr>
+                <w:sz w:val="20"/>
+              </w:rPr>
+              <w:t>01</w:t>
+            </w:r>
+          </w:p>
+        </w:tc>
+      </w:tr>
+      <w:tr>
+        <w:trPr>
+          <w:cantSplit/>
+        </w:trPr>
+        <w:tc>
+          <w:tcPr>
+            <w:tcW w:type="dxa" w:w="2339"/>
+          </w:tcPr>
+          <w:p>
+            <w:pPr>
+              <w:spacing w:after="40" w:line="240" w:lineRule="auto"/>
+              <w:ind w:firstLine="0"/>
+            </w:pPr>
+            <w:r>
+              <w:rPr>
+                <w:sz w:val="20"/>
+              </w:rPr>
+              <w:t>BKP-A/B</w:t>
+            </w:r>
+          </w:p>
+        </w:tc>
+        <w:tc>
+          <w:tcPr>
+            <w:tcW w:type="dxa" w:w="2339"/>
+          </w:tcPr>
+          <w:p>
+            <w:pPr>
+              <w:spacing w:after="40" w:line="240" w:lineRule="auto"/>
+              <w:ind w:firstLine="0"/>
+            </w:pPr>
+            <w:r>
+              <w:rPr>
+                <w:sz w:val="20"/>
+              </w:rPr>
+              <w:t>Носители резервных копий</w:t>
+            </w:r>
+          </w:p>
+        </w:tc>
+        <w:tc>
+          <w:tcPr>
+            <w:tcW w:type="dxa" w:w="2339"/>
+          </w:tcPr>
+          <w:p>
+            <w:pPr>
+              <w:spacing w:after="40" w:line="240" w:lineRule="auto"/>
+              <w:ind w:firstLine="0"/>
+            </w:pPr>
+            <w:r>
+              <w:rPr>
+                <w:sz w:val="20"/>
               </w:rPr>
               <w:t>2</w:t>
             </w:r>
@@ -276,369 +1532,668 @@
         </w:tc>
         <w:tc>
           <w:tcPr>
-            <w:tcW w:type="dxa" w:w="1995"/>
+            <w:tcW w:type="dxa" w:w="2339"/>
           </w:tcPr>
           <w:p>
-            <w:r/>
+            <w:pPr>
+              <w:spacing w:after="40" w:line="240" w:lineRule="auto"/>
+              <w:ind w:firstLine="0"/>
+            </w:pPr>
             <w:r>
               <w:rPr>
-                <w:rFonts w:ascii="Times New Roman" w:hAnsi="Times New Roman"/>
-                <w:sz w:val="24"/>
+                <w:sz w:val="20"/>
               </w:rPr>
-              <w:t>344000, г. Ростов-на-Дону, пр. Стачки, д. 25, офис 301</w:t>
+              <w:t>05</w:t>
+            </w:r>
+          </w:p>
+        </w:tc>
+      </w:tr>
+      <w:tr>
+        <w:trPr>
+          <w:cantSplit/>
+        </w:trPr>
+        <w:tc>
+          <w:tcPr>
+            <w:tcW w:type="dxa" w:w="2339"/>
+          </w:tcPr>
+          <w:p>
+            <w:pPr>
+              <w:spacing w:after="40" w:line="240" w:lineRule="auto"/>
+              <w:ind w:firstLine="0"/>
+            </w:pPr>
+            <w:r>
+              <w:rPr>
+                <w:sz w:val="20"/>
+              </w:rPr>
+              <w:t>TR-IN/TR-OUT</w:t>
             </w:r>
           </w:p>
         </w:tc>
         <w:tc>
           <w:tcPr>
-            <w:tcW w:type="dxa" w:w="1995"/>
+            <w:tcW w:type="dxa" w:w="2339"/>
           </w:tcPr>
           <w:p>
-            <w:r/>
+            <w:pPr>
+              <w:spacing w:after="40" w:line="240" w:lineRule="auto"/>
+              <w:ind w:firstLine="0"/>
+            </w:pPr>
             <w:r>
               <w:rPr>
-                <w:rFonts w:ascii="Times New Roman" w:hAnsi="Times New Roman"/>
-                <w:sz w:val="24"/>
+                <w:sz w:val="20"/>
               </w:rPr>
-              <w:t>Опенспейс — рабочие места специалистов — 30 м²</w:t>
+              <w:t>Носители обмена</w:t>
             </w:r>
           </w:p>
         </w:tc>
         <w:tc>
           <w:tcPr>
-            <w:tcW w:type="dxa" w:w="1995"/>
+            <w:tcW w:type="dxa" w:w="2339"/>
           </w:tcPr>
           <w:p>
-            <w:r/>
+            <w:pPr>
+              <w:spacing w:after="40" w:line="240" w:lineRule="auto"/>
+              <w:ind w:firstLine="0"/>
+            </w:pPr>
             <w:r>
               <w:rPr>
-                <w:rFonts w:ascii="Times New Roman" w:hAnsi="Times New Roman"/>
-                <w:sz w:val="24"/>
+                <w:sz w:val="20"/>
               </w:rPr>
-              <w:t>аренда</w:t>
+              <w:t>2</w:t>
             </w:r>
           </w:p>
         </w:tc>
         <w:tc>
           <w:tcPr>
-            <w:tcW w:type="dxa" w:w="1995"/>
+            <w:tcW w:type="dxa" w:w="2339"/>
           </w:tcPr>
           <w:p>
-            <w:r/>
+            <w:pPr>
+              <w:spacing w:after="40" w:line="240" w:lineRule="auto"/>
+              <w:ind w:firstLine="0"/>
+            </w:pPr>
             <w:r>
               <w:rPr>
-                <w:rFonts w:ascii="Times New Roman" w:hAnsi="Times New Roman"/>
-                <w:sz w:val="24"/>
+                <w:sz w:val="20"/>
               </w:rPr>
-              <w:t>тот же</w:t>
+              <w:t>05</w:t>
             </w:r>
           </w:p>
         </w:tc>
       </w:tr>
       <w:tr>
+        <w:trPr>
+          <w:cantSplit/>
+        </w:trPr>
         <w:tc>
           <w:tcPr>
-            <w:tcW w:type="dxa" w:w="1995"/>
+            <w:tcW w:type="dxa" w:w="2339"/>
           </w:tcPr>
           <w:p>
-            <w:r/>
+            <w:pPr>
+              <w:spacing w:after="40" w:line="240" w:lineRule="auto"/>
+              <w:ind w:firstLine="0"/>
+            </w:pPr>
             <w:r>
               <w:rPr>
-                <w:rFonts w:ascii="Times New Roman" w:hAnsi="Times New Roman"/>
-                <w:sz w:val="24"/>
+                <w:sz w:val="20"/>
               </w:rPr>
-              <w:t>3</w:t>
+              <w:t>SAFE-01</w:t>
             </w:r>
           </w:p>
         </w:tc>
         <w:tc>
           <w:tcPr>
-            <w:tcW w:type="dxa" w:w="1995"/>
+            <w:tcW w:type="dxa" w:w="2339"/>
           </w:tcPr>
           <w:p>
-            <w:r/>
+            <w:pPr>
+              <w:spacing w:after="40" w:line="240" w:lineRule="auto"/>
+              <w:ind w:firstLine="0"/>
+            </w:pPr>
             <w:r>
               <w:rPr>
-                <w:rFonts w:ascii="Times New Roman" w:hAnsi="Times New Roman"/>
-                <w:sz w:val="24"/>
+                <w:sz w:val="20"/>
               </w:rPr>
-              <w:t>344000, г. Ростов-на-Дону, пр. Стачки, д. 25, офис 301</w:t>
+              <w:t>Сейф</w:t>
             </w:r>
           </w:p>
         </w:tc>
         <w:tc>
           <w:tcPr>
-            <w:tcW w:type="dxa" w:w="1995"/>
+            <w:tcW w:type="dxa" w:w="2339"/>
           </w:tcPr>
           <w:p>
-            <w:r/>
+            <w:pPr>
+              <w:spacing w:after="40" w:line="240" w:lineRule="auto"/>
+              <w:ind w:firstLine="0"/>
+            </w:pPr>
             <w:r>
               <w:rPr>
-                <w:rFonts w:ascii="Times New Roman" w:hAnsi="Times New Roman"/>
-                <w:sz w:val="24"/>
+                <w:sz w:val="20"/>
               </w:rPr>
-              <w:t>Серверная (лаборатория СЗИ) — 12 м²</w:t>
+              <w:t>1</w:t>
             </w:r>
           </w:p>
         </w:tc>
         <w:tc>
           <w:tcPr>
-            <w:tcW w:type="dxa" w:w="1995"/>
+            <w:tcW w:type="dxa" w:w="2339"/>
           </w:tcPr>
           <w:p>
-            <w:r/>
+            <w:pPr>
+              <w:spacing w:after="40" w:line="240" w:lineRule="auto"/>
+              <w:ind w:firstLine="0"/>
+            </w:pPr>
             <w:r>
               <w:rPr>
-                <w:rFonts w:ascii="Times New Roman" w:hAnsi="Times New Roman"/>
-                <w:sz w:val="24"/>
+                <w:sz w:val="20"/>
               </w:rPr>
-              <w:t>аренда</w:t>
+              <w:t>05</w:t>
+            </w:r>
+          </w:p>
+        </w:tc>
+      </w:tr>
+      <w:tr>
+        <w:trPr>
+          <w:cantSplit/>
+        </w:trPr>
+        <w:tc>
+          <w:tcPr>
+            <w:tcW w:type="dxa" w:w="2339"/>
+          </w:tcPr>
+          <w:p>
+            <w:pPr>
+              <w:spacing w:after="40" w:line="240" w:lineRule="auto"/>
+              <w:ind w:firstLine="0"/>
+            </w:pPr>
+            <w:r>
+              <w:rPr>
+                <w:sz w:val="20"/>
+              </w:rPr>
+              <w:t>SHRED-01</w:t>
             </w:r>
           </w:p>
         </w:tc>
         <w:tc>
           <w:tcPr>
-            <w:tcW w:type="dxa" w:w="1995"/>
+            <w:tcW w:type="dxa" w:w="2339"/>
           </w:tcPr>
           <w:p>
-            <w:r/>
+            <w:pPr>
+              <w:spacing w:after="40" w:line="240" w:lineRule="auto"/>
+              <w:ind w:firstLine="0"/>
+            </w:pPr>
             <w:r>
               <w:rPr>
-                <w:rFonts w:ascii="Times New Roman" w:hAnsi="Times New Roman"/>
-                <w:sz w:val="24"/>
+                <w:sz w:val="20"/>
               </w:rPr>
-              <w:t>тот же</w:t>
+              <w:t>Шредер</w:t>
+            </w:r>
+          </w:p>
+        </w:tc>
+        <w:tc>
+          <w:tcPr>
+            <w:tcW w:type="dxa" w:w="2339"/>
+          </w:tcPr>
+          <w:p>
+            <w:pPr>
+              <w:spacing w:after="40" w:line="240" w:lineRule="auto"/>
+              <w:ind w:firstLine="0"/>
+            </w:pPr>
+            <w:r>
+              <w:rPr>
+                <w:sz w:val="20"/>
+              </w:rPr>
+              <w:t>1</w:t>
+            </w:r>
+          </w:p>
+        </w:tc>
+        <w:tc>
+          <w:tcPr>
+            <w:tcW w:type="dxa" w:w="2339"/>
+          </w:tcPr>
+          <w:p>
+            <w:pPr>
+              <w:spacing w:after="40" w:line="240" w:lineRule="auto"/>
+              <w:ind w:firstLine="0"/>
+            </w:pPr>
+            <w:r>
+              <w:rPr>
+                <w:sz w:val="20"/>
+              </w:rPr>
+              <w:t>05</w:t>
             </w:r>
           </w:p>
         </w:tc>
       </w:tr>
       <w:tr>
+        <w:trPr>
+          <w:cantSplit/>
+        </w:trPr>
         <w:tc>
           <w:tcPr>
-            <w:tcW w:type="dxa" w:w="1995"/>
+            <w:tcW w:type="dxa" w:w="2339"/>
           </w:tcPr>
           <w:p>
-            <w:r/>
+            <w:pPr>
+              <w:spacing w:after="40" w:line="240" w:lineRule="auto"/>
+              <w:ind w:firstLine="0"/>
+            </w:pPr>
             <w:r>
               <w:rPr>
-                <w:rFonts w:ascii="Times New Roman" w:hAnsi="Times New Roman"/>
-                <w:sz w:val="24"/>
+                <w:sz w:val="20"/>
               </w:rPr>
-              <w:t>4</w:t>
+              <w:t>SKUD-01</w:t>
             </w:r>
           </w:p>
         </w:tc>
         <w:tc>
           <w:tcPr>
-            <w:tcW w:type="dxa" w:w="1995"/>
+            <w:tcW w:type="dxa" w:w="2339"/>
           </w:tcPr>
           <w:p>
-            <w:r/>
+            <w:pPr>
+              <w:spacing w:after="40" w:line="240" w:lineRule="auto"/>
+              <w:ind w:firstLine="0"/>
+            </w:pPr>
             <w:r>
               <w:rPr>
-                <w:rFonts w:ascii="Times New Roman" w:hAnsi="Times New Roman"/>
-                <w:sz w:val="24"/>
+                <w:sz w:val="20"/>
               </w:rPr>
-              <w:t>344000, г. Ростов-на-Дону, пр. Стачки, д. 25, офис 301</w:t>
+              <w:t>СКУД</w:t>
             </w:r>
           </w:p>
         </w:tc>
         <w:tc>
           <w:tcPr>
-            <w:tcW w:type="dxa" w:w="1995"/>
+            <w:tcW w:type="dxa" w:w="2339"/>
           </w:tcPr>
           <w:p>
-            <w:r/>
+            <w:pPr>
+              <w:spacing w:after="40" w:line="240" w:lineRule="auto"/>
+              <w:ind w:firstLine="0"/>
+            </w:pPr>
             <w:r>
               <w:rPr>
-                <w:rFonts w:ascii="Times New Roman" w:hAnsi="Times New Roman"/>
-                <w:sz w:val="24"/>
+                <w:sz w:val="20"/>
               </w:rPr>
-              <w:t>Архив-сейфовая — 9 м²</w:t>
+              <w:t>1 комплект</w:t>
             </w:r>
           </w:p>
         </w:tc>
         <w:tc>
           <w:tcPr>
-            <w:tcW w:type="dxa" w:w="1995"/>
+            <w:tcW w:type="dxa" w:w="2339"/>
           </w:tcPr>
           <w:p>
-            <w:r/>
+            <w:pPr>
+              <w:spacing w:after="40" w:line="240" w:lineRule="auto"/>
+              <w:ind w:firstLine="0"/>
+            </w:pPr>
             <w:r>
               <w:rPr>
-                <w:rFonts w:ascii="Times New Roman" w:hAnsi="Times New Roman"/>
-                <w:sz w:val="24"/>
+                <w:sz w:val="20"/>
               </w:rPr>
-              <w:t>аренда</w:t>
+              <w:t>04,05,06</w:t>
+            </w:r>
+          </w:p>
+        </w:tc>
+      </w:tr>
+      <w:tr>
+        <w:trPr>
+          <w:cantSplit/>
+        </w:trPr>
+        <w:tc>
+          <w:tcPr>
+            <w:tcW w:type="dxa" w:w="2339"/>
+          </w:tcPr>
+          <w:p>
+            <w:pPr>
+              <w:spacing w:after="40" w:line="240" w:lineRule="auto"/>
+              <w:ind w:firstLine="0"/>
+            </w:pPr>
+            <w:r>
+              <w:rPr>
+                <w:sz w:val="20"/>
+              </w:rPr>
+              <w:t>CCTV-01</w:t>
             </w:r>
           </w:p>
         </w:tc>
         <w:tc>
           <w:tcPr>
-            <w:tcW w:type="dxa" w:w="1995"/>
+            <w:tcW w:type="dxa" w:w="2339"/>
           </w:tcPr>
           <w:p>
-            <w:r/>
+            <w:pPr>
+              <w:spacing w:after="40" w:line="240" w:lineRule="auto"/>
+              <w:ind w:firstLine="0"/>
+            </w:pPr>
             <w:r>
               <w:rPr>
-                <w:rFonts w:ascii="Times New Roman" w:hAnsi="Times New Roman"/>
-                <w:sz w:val="24"/>
+                <w:sz w:val="20"/>
               </w:rPr>
-              <w:t>тот же</w:t>
+              <w:t>Видеонаблюдение</w:t>
+            </w:r>
+          </w:p>
+        </w:tc>
+        <w:tc>
+          <w:tcPr>
+            <w:tcW w:type="dxa" w:w="2339"/>
+          </w:tcPr>
+          <w:p>
+            <w:pPr>
+              <w:spacing w:after="40" w:line="240" w:lineRule="auto"/>
+              <w:ind w:firstLine="0"/>
+            </w:pPr>
+            <w:r>
+              <w:rPr>
+                <w:sz w:val="20"/>
+              </w:rPr>
+              <w:t>1 комплект</w:t>
+            </w:r>
+          </w:p>
+        </w:tc>
+        <w:tc>
+          <w:tcPr>
+            <w:tcW w:type="dxa" w:w="2339"/>
+          </w:tcPr>
+          <w:p>
+            <w:r>
+              <w:t>01, 08</w:t>
             </w:r>
           </w:p>
         </w:tc>
       </w:tr>
       <w:tr>
+        <w:trPr>
+          <w:cantSplit/>
+        </w:trPr>
         <w:tc>
           <w:tcPr>
-            <w:tcW w:type="dxa" w:w="1995"/>
+            <w:tcW w:type="dxa" w:w="2339"/>
           </w:tcPr>
           <w:p>
-            <w:r/>
+            <w:pPr>
+              <w:spacing w:after="40" w:line="240" w:lineRule="auto"/>
+              <w:ind w:firstLine="0"/>
+            </w:pPr>
             <w:r>
               <w:rPr>
-                <w:rFonts w:ascii="Times New Roman" w:hAnsi="Times New Roman"/>
-                <w:sz w:val="24"/>
+                <w:sz w:val="20"/>
               </w:rPr>
-              <w:t>5</w:t>
+              <w:t>OAS-01</w:t>
             </w:r>
           </w:p>
         </w:tc>
         <w:tc>
           <w:tcPr>
-            <w:tcW w:type="dxa" w:w="1995"/>
+            <w:tcW w:type="dxa" w:w="2339"/>
           </w:tcPr>
           <w:p>
-            <w:r/>
+            <w:pPr>
+              <w:spacing w:after="40" w:line="240" w:lineRule="auto"/>
+              <w:ind w:firstLine="0"/>
+            </w:pPr>
             <w:r>
               <w:rPr>
-                <w:rFonts w:ascii="Times New Roman" w:hAnsi="Times New Roman"/>
-                <w:sz w:val="24"/>
+                <w:sz w:val="20"/>
               </w:rPr>
-              <w:t>344000, г. Ростов-на-Дону, пр. Стачки, д. 25, офис 301</w:t>
+              <w:t>Охранно-пожарная сигнализация</w:t>
             </w:r>
           </w:p>
         </w:tc>
         <w:tc>
           <w:tcPr>
-            <w:tcW w:type="dxa" w:w="1995"/>
+            <w:tcW w:type="dxa" w:w="2339"/>
           </w:tcPr>
           <w:p>
-            <w:r/>
+            <w:pPr>
+              <w:spacing w:after="40" w:line="240" w:lineRule="auto"/>
+              <w:ind w:firstLine="0"/>
+            </w:pPr>
             <w:r>
               <w:rPr>
-                <w:rFonts w:ascii="Times New Roman" w:hAnsi="Times New Roman"/>
-                <w:sz w:val="24"/>
+                <w:sz w:val="20"/>
               </w:rPr>
-              <w:t>Зона приёма клиентов и переговорная — 19 м²</w:t>
+              <w:t>1 комплект</w:t>
             </w:r>
           </w:p>
         </w:tc>
         <w:tc>
           <w:tcPr>
-            <w:tcW w:type="dxa" w:w="1995"/>
+            <w:tcW w:type="dxa" w:w="2339"/>
           </w:tcPr>
           <w:p>
-            <w:r/>
+            <w:pPr>
+              <w:spacing w:after="40" w:line="240" w:lineRule="auto"/>
+              <w:ind w:firstLine="0"/>
+            </w:pPr>
             <w:r>
               <w:rPr>
-                <w:rFonts w:ascii="Times New Roman" w:hAnsi="Times New Roman"/>
-                <w:sz w:val="24"/>
+                <w:sz w:val="20"/>
               </w:rPr>
-              <w:t>аренда</w:t>
+              <w:t>01–08</w:t>
+            </w:r>
+          </w:p>
+        </w:tc>
+      </w:tr>
+      <w:tr>
+        <w:trPr>
+          <w:cantSplit/>
+        </w:trPr>
+        <w:tc>
+          <w:tcPr>
+            <w:tcW w:type="dxa" w:w="2339"/>
+          </w:tcPr>
+          <w:p>
+            <w:pPr>
+              <w:spacing w:after="40" w:line="240" w:lineRule="auto"/>
+              <w:ind w:firstLine="0"/>
+            </w:pPr>
+            <w:r>
+              <w:rPr>
+                <w:sz w:val="20"/>
+              </w:rPr>
+              <w:t>AZ-01</w:t>
             </w:r>
           </w:p>
         </w:tc>
         <w:tc>
           <w:tcPr>
-            <w:tcW w:type="dxa" w:w="1995"/>
+            <w:tcW w:type="dxa" w:w="2339"/>
           </w:tcPr>
           <w:p>
-            <w:r/>
+            <w:pPr>
+              <w:spacing w:after="40" w:line="240" w:lineRule="auto"/>
+              <w:ind w:firstLine="0"/>
+            </w:pPr>
             <w:r>
               <w:rPr>
-                <w:rFonts w:ascii="Times New Roman" w:hAnsi="Times New Roman"/>
-                <w:sz w:val="24"/>
+                <w:sz w:val="20"/>
               </w:rPr>
-              <w:t>тот же</w:t>
+              <w:t>Комплекс акустической защиты</w:t>
+            </w:r>
+          </w:p>
+        </w:tc>
+        <w:tc>
+          <w:tcPr>
+            <w:tcW w:type="dxa" w:w="2339"/>
+          </w:tcPr>
+          <w:p>
+            <w:pPr>
+              <w:spacing w:after="40" w:line="240" w:lineRule="auto"/>
+              <w:ind w:firstLine="0"/>
+            </w:pPr>
+            <w:r>
+              <w:rPr>
+                <w:sz w:val="20"/>
+              </w:rPr>
+              <w:t>1 комплект</w:t>
+            </w:r>
+          </w:p>
+        </w:tc>
+        <w:tc>
+          <w:tcPr>
+            <w:tcW w:type="dxa" w:w="2339"/>
+          </w:tcPr>
+          <w:p>
+            <w:pPr>
+              <w:spacing w:after="40" w:line="240" w:lineRule="auto"/>
+              <w:ind w:firstLine="0"/>
+            </w:pPr>
+            <w:r>
+              <w:rPr>
+                <w:sz w:val="20"/>
+              </w:rPr>
+              <w:t>06</w:t>
             </w:r>
           </w:p>
         </w:tc>
       </w:tr>
       <w:tr>
+        <w:trPr>
+          <w:cantSplit/>
+        </w:trPr>
         <w:tc>
           <w:tcPr>
-            <w:tcW w:type="dxa" w:w="1995"/>
+            <w:tcW w:type="dxa" w:w="2339"/>
           </w:tcPr>
           <w:p>
-            <w:r/>
+            <w:pPr>
+              <w:spacing w:after="40" w:line="240" w:lineRule="auto"/>
+              <w:ind w:firstLine="0"/>
+            </w:pPr>
             <w:r>
               <w:rPr>
-                <w:rFonts w:ascii="Times New Roman" w:hAnsi="Times New Roman"/>
-                <w:sz w:val="24"/>
+                <w:sz w:val="20"/>
               </w:rPr>
-              <w:t>6</w:t>
+              <w:t>KI-01</w:t>
             </w:r>
           </w:p>
         </w:tc>
         <w:tc>
           <w:tcPr>
-            <w:tcW w:type="dxa" w:w="1995"/>
+            <w:tcW w:type="dxa" w:w="2339"/>
           </w:tcPr>
           <w:p>
-            <w:r/>
+            <w:pPr>
+              <w:spacing w:after="40" w:line="240" w:lineRule="auto"/>
+              <w:ind w:firstLine="0"/>
+            </w:pPr>
             <w:r>
               <w:rPr>
-                <w:rFonts w:ascii="Times New Roman" w:hAnsi="Times New Roman"/>
-                <w:sz w:val="24"/>
+                <w:sz w:val="20"/>
               </w:rPr>
-              <w:t>344000, г. Ростов-на-Дону, пр. Стачки, д. 25, офис 301</w:t>
+              <w:t>Комплект акустических измерений</w:t>
             </w:r>
           </w:p>
         </w:tc>
         <w:tc>
           <w:tcPr>
-            <w:tcW w:type="dxa" w:w="1995"/>
+            <w:tcW w:type="dxa" w:w="2339"/>
           </w:tcPr>
           <w:p>
-            <w:r/>
+            <w:pPr>
+              <w:spacing w:after="40" w:line="240" w:lineRule="auto"/>
+              <w:ind w:firstLine="0"/>
+            </w:pPr>
             <w:r>
               <w:rPr>
-                <w:rFonts w:ascii="Times New Roman" w:hAnsi="Times New Roman"/>
-                <w:sz w:val="24"/>
+                <w:sz w:val="20"/>
               </w:rPr>
-              <w:t>Санузел и помещения соцбытового назначения — 8 м²</w:t>
+              <w:t>1 комплект</w:t>
             </w:r>
           </w:p>
         </w:tc>
         <w:tc>
           <w:tcPr>
-            <w:tcW w:type="dxa" w:w="1995"/>
+            <w:tcW w:type="dxa" w:w="2339"/>
           </w:tcPr>
           <w:p>
-            <w:r/>
+            <w:pPr>
+              <w:spacing w:after="40" w:line="240" w:lineRule="auto"/>
+              <w:ind w:firstLine="0"/>
+            </w:pPr>
             <w:r>
               <w:rPr>
-                <w:rFonts w:ascii="Times New Roman" w:hAnsi="Times New Roman"/>
-                <w:sz w:val="24"/>
+                <w:sz w:val="20"/>
               </w:rPr>
-              <w:t>аренда</w:t>
+              <w:t>01</w:t>
+            </w:r>
+          </w:p>
+        </w:tc>
+      </w:tr>
+      <w:tr>
+        <w:trPr>
+          <w:cantSplit/>
+        </w:trPr>
+        <w:tc>
+          <w:tcPr>
+            <w:tcW w:type="dxa" w:w="2339"/>
+          </w:tcPr>
+          <w:p>
+            <w:pPr>
+              <w:spacing w:after="40" w:line="240" w:lineRule="auto"/>
+              <w:ind w:firstLine="0"/>
+            </w:pPr>
+            <w:r>
+              <w:rPr>
+                <w:sz w:val="20"/>
+              </w:rPr>
+              <w:t>KI-02</w:t>
             </w:r>
           </w:p>
         </w:tc>
         <w:tc>
           <w:tcPr>
-            <w:tcW w:type="dxa" w:w="1995"/>
+            <w:tcW w:type="dxa" w:w="2339"/>
           </w:tcPr>
           <w:p>
-            <w:r/>
+            <w:pPr>
+              <w:spacing w:after="40" w:line="240" w:lineRule="auto"/>
+              <w:ind w:firstLine="0"/>
+            </w:pPr>
             <w:r>
               <w:rPr>
-                <w:rFonts w:ascii="Times New Roman" w:hAnsi="Times New Roman"/>
-                <w:sz w:val="24"/>
+                <w:sz w:val="20"/>
               </w:rPr>
-              <w:t>тот же</w:t>
+              <w:t>Комплект программного контроля</w:t>
+            </w:r>
+          </w:p>
+        </w:tc>
+        <w:tc>
+          <w:tcPr>
+            <w:tcW w:type="dxa" w:w="2339"/>
+          </w:tcPr>
+          <w:p>
+            <w:pPr>
+              <w:spacing w:after="40" w:line="240" w:lineRule="auto"/>
+              <w:ind w:firstLine="0"/>
+            </w:pPr>
+            <w:r>
+              <w:rPr>
+                <w:sz w:val="20"/>
+              </w:rPr>
+              <w:t>1 комплект</w:t>
+            </w:r>
+          </w:p>
+        </w:tc>
+        <w:tc>
+          <w:tcPr>
+            <w:tcW w:type="dxa" w:w="2339"/>
+          </w:tcPr>
+          <w:p>
+            <w:pPr>
+              <w:spacing w:after="40" w:line="240" w:lineRule="auto"/>
+              <w:ind w:firstLine="0"/>
+            </w:pPr>
+            <w:r>
+              <w:rPr>
+                <w:sz w:val="20"/>
+              </w:rPr>
+              <w:t>01</w:t>
             </w:r>
           </w:p>
         </w:tc>
@@ -646,493 +2201,10 @@
     </w:tbl>
     <w:p>
       <w:pPr>
-        <w:spacing w:before="160"/>
-        <w:ind w:firstLine="709"/>
         <w:jc w:val="both"/>
       </w:pPr>
       <w:r>
-        <w:rPr>
-          <w:b/>
-          <w:i w:val="0"/>
-          <w:sz w:val="28"/>
-        </w:rPr>
-        <w:t>Раздел 2. Оборудование и программно-технические средства</w:t>
-      </w:r>
-    </w:p>
-    <w:tbl>
-      <w:tblPr>
-        <w:tblStyle w:val="TableGrid"/>
-        <w:tblW w:type="auto" w:w="0"/>
-        <w:tblLook w:firstColumn="1" w:firstRow="1" w:lastColumn="0" w:lastRow="0" w:noHBand="0" w:noVBand="1" w:val="04A0"/>
-      </w:tblPr>
-      <w:tblGrid>
-        <w:gridCol w:w="2493"/>
-        <w:gridCol w:w="2493"/>
-        <w:gridCol w:w="2493"/>
-        <w:gridCol w:w="2493"/>
-      </w:tblGrid>
-      <w:tr>
-        <w:tc>
-          <w:tcPr>
-            <w:tcW w:type="dxa" w:w="2493"/>
-          </w:tcPr>
-          <w:p>
-            <w:pPr>
-              <w:jc w:val="center"/>
-            </w:pPr>
-            <w:r/>
-            <w:r>
-              <w:rPr>
-                <w:rFonts w:ascii="Times New Roman" w:hAnsi="Times New Roman"/>
-                <w:b/>
-                <w:sz w:val="24"/>
-              </w:rPr>
-              <w:t>№</w:t>
-            </w:r>
-          </w:p>
-        </w:tc>
-        <w:tc>
-          <w:tcPr>
-            <w:tcW w:type="dxa" w:w="2493"/>
-          </w:tcPr>
-          <w:p>
-            <w:pPr>
-              <w:jc w:val="center"/>
-            </w:pPr>
-            <w:r/>
-            <w:r>
-              <w:rPr>
-                <w:rFonts w:ascii="Times New Roman" w:hAnsi="Times New Roman"/>
-                <w:b/>
-                <w:sz w:val="24"/>
-              </w:rPr>
-              <w:t>Наименование</w:t>
-            </w:r>
-          </w:p>
-        </w:tc>
-        <w:tc>
-          <w:tcPr>
-            <w:tcW w:type="dxa" w:w="2493"/>
-          </w:tcPr>
-          <w:p>
-            <w:pPr>
-              <w:jc w:val="center"/>
-            </w:pPr>
-            <w:r/>
-            <w:r>
-              <w:rPr>
-                <w:rFonts w:ascii="Times New Roman" w:hAnsi="Times New Roman"/>
-                <w:b/>
-                <w:sz w:val="24"/>
-              </w:rPr>
-              <w:t>Кол-во</w:t>
-            </w:r>
-          </w:p>
-        </w:tc>
-        <w:tc>
-          <w:tcPr>
-            <w:tcW w:type="dxa" w:w="2493"/>
-          </w:tcPr>
-          <w:p>
-            <w:pPr>
-              <w:jc w:val="center"/>
-            </w:pPr>
-            <w:r/>
-            <w:r>
-              <w:rPr>
-                <w:rFonts w:ascii="Times New Roman" w:hAnsi="Times New Roman"/>
-                <w:b/>
-                <w:sz w:val="24"/>
-              </w:rPr>
-              <w:t>Назначение</w:t>
-            </w:r>
-          </w:p>
-        </w:tc>
-      </w:tr>
-      <w:tr>
-        <w:tc>
-          <w:tcPr>
-            <w:tcW w:type="dxa" w:w="2493"/>
-          </w:tcPr>
-          <w:p>
-            <w:r/>
-            <w:r>
-              <w:rPr>
-                <w:rFonts w:ascii="Times New Roman" w:hAnsi="Times New Roman"/>
-                <w:sz w:val="24"/>
-              </w:rPr>
-              <w:t>1</w:t>
-            </w:r>
-          </w:p>
-        </w:tc>
-        <w:tc>
-          <w:tcPr>
-            <w:tcW w:type="dxa" w:w="2493"/>
-          </w:tcPr>
-          <w:p>
-            <w:r/>
-            <w:r>
-              <w:rPr>
-                <w:rFonts w:ascii="Times New Roman" w:hAnsi="Times New Roman"/>
-                <w:sz w:val="24"/>
-              </w:rPr>
-              <w:t>АРМ специалистов (Astra Linux Special Edition)</w:t>
-            </w:r>
-          </w:p>
-        </w:tc>
-        <w:tc>
-          <w:tcPr>
-            <w:tcW w:type="dxa" w:w="2493"/>
-          </w:tcPr>
-          <w:p>
-            <w:r/>
-            <w:r>
-              <w:rPr>
-                <w:rFonts w:ascii="Times New Roman" w:hAnsi="Times New Roman"/>
-                <w:sz w:val="24"/>
-              </w:rPr>
-              <w:t>6</w:t>
-            </w:r>
-          </w:p>
-        </w:tc>
-        <w:tc>
-          <w:tcPr>
-            <w:tcW w:type="dxa" w:w="2493"/>
-          </w:tcPr>
-          <w:p>
-            <w:r/>
-            <w:r>
-              <w:rPr>
-                <w:rFonts w:ascii="Times New Roman" w:hAnsi="Times New Roman"/>
-                <w:sz w:val="24"/>
-              </w:rPr>
-              <w:t>выполнение работ по ТЗКИ</w:t>
-            </w:r>
-          </w:p>
-        </w:tc>
-      </w:tr>
-      <w:tr>
-        <w:tc>
-          <w:tcPr>
-            <w:tcW w:type="dxa" w:w="2493"/>
-          </w:tcPr>
-          <w:p>
-            <w:r/>
-            <w:r>
-              <w:rPr>
-                <w:rFonts w:ascii="Times New Roman" w:hAnsi="Times New Roman"/>
-                <w:sz w:val="24"/>
-              </w:rPr>
-              <w:t>2</w:t>
-            </w:r>
-          </w:p>
-        </w:tc>
-        <w:tc>
-          <w:tcPr>
-            <w:tcW w:type="dxa" w:w="2493"/>
-          </w:tcPr>
-          <w:p>
-            <w:r/>
-            <w:r>
-              <w:rPr>
-                <w:rFonts w:ascii="Times New Roman" w:hAnsi="Times New Roman"/>
-                <w:sz w:val="24"/>
-              </w:rPr>
-              <w:t>Сервер (защищённый контур)</w:t>
-            </w:r>
-          </w:p>
-        </w:tc>
-        <w:tc>
-          <w:tcPr>
-            <w:tcW w:type="dxa" w:w="2493"/>
-          </w:tcPr>
-          <w:p>
-            <w:r/>
-            <w:r>
-              <w:rPr>
-                <w:rFonts w:ascii="Times New Roman" w:hAnsi="Times New Roman"/>
-                <w:sz w:val="24"/>
-              </w:rPr>
-              <w:t>1</w:t>
-            </w:r>
-          </w:p>
-        </w:tc>
-        <w:tc>
-          <w:tcPr>
-            <w:tcW w:type="dxa" w:w="2493"/>
-          </w:tcPr>
-          <w:p>
-            <w:r/>
-            <w:r>
-              <w:rPr>
-                <w:rFonts w:ascii="Times New Roman" w:hAnsi="Times New Roman"/>
-                <w:sz w:val="24"/>
-              </w:rPr>
-              <w:t>учёт, ОРД, контроль</w:t>
-            </w:r>
-          </w:p>
-        </w:tc>
-      </w:tr>
-      <w:tr>
-        <w:tc>
-          <w:tcPr>
-            <w:tcW w:type="dxa" w:w="2493"/>
-          </w:tcPr>
-          <w:p>
-            <w:r/>
-            <w:r>
-              <w:rPr>
-                <w:rFonts w:ascii="Times New Roman" w:hAnsi="Times New Roman"/>
-                <w:sz w:val="24"/>
-              </w:rPr>
-              <w:t>3</w:t>
-            </w:r>
-          </w:p>
-        </w:tc>
-        <w:tc>
-          <w:tcPr>
-            <w:tcW w:type="dxa" w:w="2493"/>
-          </w:tcPr>
-          <w:p>
-            <w:r/>
-            <w:r>
-              <w:rPr>
-                <w:rFonts w:ascii="Times New Roman" w:hAnsi="Times New Roman"/>
-                <w:sz w:val="24"/>
-              </w:rPr>
-              <w:t>Сейф 1-го класса взломостойкости</w:t>
-            </w:r>
-          </w:p>
-        </w:tc>
-        <w:tc>
-          <w:tcPr>
-            <w:tcW w:type="dxa" w:w="2493"/>
-          </w:tcPr>
-          <w:p>
-            <w:r/>
-            <w:r>
-              <w:rPr>
-                <w:rFonts w:ascii="Times New Roman" w:hAnsi="Times New Roman"/>
-                <w:sz w:val="24"/>
-              </w:rPr>
-              <w:t>1</w:t>
-            </w:r>
-          </w:p>
-        </w:tc>
-        <w:tc>
-          <w:tcPr>
-            <w:tcW w:type="dxa" w:w="2493"/>
-          </w:tcPr>
-          <w:p>
-            <w:r/>
-            <w:r>
-              <w:rPr>
-                <w:rFonts w:ascii="Times New Roman" w:hAnsi="Times New Roman"/>
-                <w:sz w:val="24"/>
-              </w:rPr>
-              <w:t>хранение документов и носителей</w:t>
-            </w:r>
-          </w:p>
-        </w:tc>
-      </w:tr>
-      <w:tr>
-        <w:tc>
-          <w:tcPr>
-            <w:tcW w:type="dxa" w:w="2493"/>
-          </w:tcPr>
-          <w:p>
-            <w:r/>
-            <w:r>
-              <w:rPr>
-                <w:rFonts w:ascii="Times New Roman" w:hAnsi="Times New Roman"/>
-                <w:sz w:val="24"/>
-              </w:rPr>
-              <w:t>4</w:t>
-            </w:r>
-          </w:p>
-        </w:tc>
-        <w:tc>
-          <w:tcPr>
-            <w:tcW w:type="dxa" w:w="2493"/>
-          </w:tcPr>
-          <w:p>
-            <w:r/>
-            <w:r>
-              <w:rPr>
-                <w:rFonts w:ascii="Times New Roman" w:hAnsi="Times New Roman"/>
-                <w:sz w:val="24"/>
-              </w:rPr>
-              <w:t>СКУД с турникетом и видеонаблюдение</w:t>
-            </w:r>
-          </w:p>
-        </w:tc>
-        <w:tc>
-          <w:tcPr>
-            <w:tcW w:type="dxa" w:w="2493"/>
-          </w:tcPr>
-          <w:p>
-            <w:r/>
-            <w:r>
-              <w:rPr>
-                <w:rFonts w:ascii="Times New Roman" w:hAnsi="Times New Roman"/>
-                <w:sz w:val="24"/>
-              </w:rPr>
-              <w:t>1 компл.</w:t>
-            </w:r>
-          </w:p>
-        </w:tc>
-        <w:tc>
-          <w:tcPr>
-            <w:tcW w:type="dxa" w:w="2493"/>
-          </w:tcPr>
-          <w:p>
-            <w:r/>
-            <w:r>
-              <w:rPr>
-                <w:rFonts w:ascii="Times New Roman" w:hAnsi="Times New Roman"/>
-                <w:sz w:val="24"/>
-              </w:rPr>
-              <w:t>пропускной режим</w:t>
-            </w:r>
-          </w:p>
-        </w:tc>
-      </w:tr>
-      <w:tr>
-        <w:tc>
-          <w:tcPr>
-            <w:tcW w:type="dxa" w:w="2493"/>
-          </w:tcPr>
-          <w:p>
-            <w:r/>
-            <w:r>
-              <w:rPr>
-                <w:rFonts w:ascii="Times New Roman" w:hAnsi="Times New Roman"/>
-                <w:sz w:val="24"/>
-              </w:rPr>
-              <w:t>5</w:t>
-            </w:r>
-          </w:p>
-        </w:tc>
-        <w:tc>
-          <w:tcPr>
-            <w:tcW w:type="dxa" w:w="2493"/>
-          </w:tcPr>
-          <w:p>
-            <w:r/>
-            <w:r>
-              <w:rPr>
-                <w:rFonts w:ascii="Times New Roman" w:hAnsi="Times New Roman"/>
-                <w:sz w:val="24"/>
-              </w:rPr>
-              <w:t>Шредер (5-й уровень секретности)</w:t>
-            </w:r>
-          </w:p>
-        </w:tc>
-        <w:tc>
-          <w:tcPr>
-            <w:tcW w:type="dxa" w:w="2493"/>
-          </w:tcPr>
-          <w:p>
-            <w:r/>
-            <w:r>
-              <w:rPr>
-                <w:rFonts w:ascii="Times New Roman" w:hAnsi="Times New Roman"/>
-                <w:sz w:val="24"/>
-              </w:rPr>
-              <w:t>1</w:t>
-            </w:r>
-          </w:p>
-        </w:tc>
-        <w:tc>
-          <w:tcPr>
-            <w:tcW w:type="dxa" w:w="2493"/>
-          </w:tcPr>
-          <w:p>
-            <w:r/>
-            <w:r>
-              <w:rPr>
-                <w:rFonts w:ascii="Times New Roman" w:hAnsi="Times New Roman"/>
-                <w:sz w:val="24"/>
-              </w:rPr>
-              <w:t>уничтожение документов</w:t>
-            </w:r>
-          </w:p>
-        </w:tc>
-      </w:tr>
-      <w:tr>
-        <w:tc>
-          <w:tcPr>
-            <w:tcW w:type="dxa" w:w="2493"/>
-          </w:tcPr>
-          <w:p>
-            <w:r/>
-            <w:r>
-              <w:rPr>
-                <w:rFonts w:ascii="Times New Roman" w:hAnsi="Times New Roman"/>
-                <w:sz w:val="24"/>
-              </w:rPr>
-              <w:t>6</w:t>
-            </w:r>
-          </w:p>
-        </w:tc>
-        <w:tc>
-          <w:tcPr>
-            <w:tcW w:type="dxa" w:w="2493"/>
-          </w:tcPr>
-          <w:p>
-            <w:r/>
-            <w:r>
-              <w:rPr>
-                <w:rFonts w:ascii="Times New Roman" w:hAnsi="Times New Roman"/>
-                <w:sz w:val="24"/>
-              </w:rPr>
-              <w:t>Комплект контроля защищённости (анализатор трафика, сканеры безопасности)</w:t>
-            </w:r>
-          </w:p>
-        </w:tc>
-        <w:tc>
-          <w:tcPr>
-            <w:tcW w:type="dxa" w:w="2493"/>
-          </w:tcPr>
-          <w:p>
-            <w:r/>
-            <w:r>
-              <w:rPr>
-                <w:rFonts w:ascii="Times New Roman" w:hAnsi="Times New Roman"/>
-                <w:sz w:val="24"/>
-              </w:rPr>
-              <w:t>1 компл.</w:t>
-            </w:r>
-          </w:p>
-        </w:tc>
-        <w:tc>
-          <w:tcPr>
-            <w:tcW w:type="dxa" w:w="2493"/>
-          </w:tcPr>
-          <w:p>
-            <w:r/>
-            <w:r>
-              <w:rPr>
-                <w:rFonts w:ascii="Times New Roman" w:hAnsi="Times New Roman"/>
-                <w:sz w:val="24"/>
-              </w:rPr>
-              <w:t>обследование и аудит защищённости</w:t>
-            </w:r>
-          </w:p>
-        </w:tc>
-      </w:tr>
-    </w:tbl>
-    <w:p>
-      <w:pPr>
-        <w:jc w:val="left"/>
-      </w:pPr>
-      <w:r>
-        <w:rPr>
-          <w:b w:val="0"/>
-          <w:i w:val="0"/>
-          <w:sz w:val="28"/>
-        </w:rPr>
-        <w:t>Дата заполнения: 01.09.2026 г.</w:t>
+        <w:t>Программный состав: Astra Linux SE 1.8 и KES Linux 12.4.0.1225 на семи узлах (шесть АРМ и сервер). Подробные характеристики — спецификация МТБ-01, файл № 44. Планируемое размещение задано экспликацией ПЛ-01, файл № 40.</w:t>
       </w:r>
     </w:p>
     <w:p>
@@ -1140,60 +2212,31 @@
         <w:jc w:val="both"/>
       </w:pPr>
       <w:r>
-        <w:rPr>
-          <w:b w:val="0"/>
-          <w:i w:val="0"/>
-          <w:sz w:val="28"/>
-        </w:rPr>
-      </w:r>
-    </w:p>
-    <w:p>
-      <w:pPr>
-        <w:jc w:val="left"/>
-      </w:pPr>
-      <w:r>
-        <w:rPr>
-          <w:b w:val="0"/>
-          <w:i w:val="0"/>
-          <w:sz w:val="28"/>
-        </w:rPr>
-        <w:t>Директор _________________________ / Ермолаев Б.Ю. /</w:t>
-      </w:r>
-    </w:p>
-    <w:p>
-      <w:pPr>
-        <w:jc w:val="left"/>
-      </w:pPr>
-      <w:r>
-        <w:rPr>
-          <w:b w:val="0"/>
-          <w:i w:val="0"/>
-          <w:sz w:val="28"/>
-        </w:rPr>
-        <w:t>М.П.</w:t>
-      </w:r>
-    </w:p>
-    <w:p>
-      <w:pPr>
-        <w:jc w:val="right"/>
-      </w:pPr>
-      <w:r>
-        <w:rPr>
-          <w:b w:val="0"/>
-          <w:i w:val="0"/>
-          <w:sz w:val="24"/>
-        </w:rPr>
-        <w:t>Подготовил: технический специалист Ковалев Данил Петрович</w:t>
+        <w:t>Технический специалист ________________ Ковалев Д. П.</w:t>
       </w:r>
     </w:p>
     <w:sectPr>
-      <w:pgSz w:w="12240" w:h="15840"/>
-      <w:pgMar w:top="1134" w:right="850" w:bottom="1134" w:left="1417" w:header="720" w:footer="720" w:gutter="0"/>
+      <w:headerReference w:type="default" r:id="rId9"/>
+      <w:pgSz w:w="11906" w:h="16838"/>
+      <w:pgMar w:top="1134" w:right="850" w:bottom="1134" w:left="1701" w:header="567" w:footer="720" w:gutter="0"/>
       <w:cols w:space="720"/>
+      <w:titlePg/>
       <w:docGrid w:linePitch="360"/>
     </w:sectPr>
   </w:body>
 </w:document>
+</file>
+
+<file path=word/header1.xml><?xml version="1.0" encoding="utf-8"?>
+<w:hdr xmlns:m="http://schemas.openxmlformats.org/officeDocument/2006/math" xmlns:mc="http://schemas.openxmlformats.org/markup-compatibility/2006" xmlns:mo="http://schemas.microsoft.com/office/mac/office/2008/main" xmlns:mv="urn:schemas-microsoft-com:mac:vml" xmlns:o="urn:schemas-microsoft-com:office:office" xmlns:r="http://schemas.openxmlformats.org/officeDocument/2006/relationships" xmlns:v="urn:schemas-microsoft-com:vml" xmlns:w10="urn:schemas-microsoft-com:office:word" xmlns:w14="http://schemas.microsoft.com/office/word/2010/wordml" xmlns:w="http://schemas.openxmlformats.org/wordprocessingml/2006/main" xmlns:wne="http://schemas.microsoft.com/office/word/2006/wordml" xmlns:wp14="http://schemas.microsoft.com/office/word/2010/wordprocessingDrawing" xmlns:wp="http://schemas.openxmlformats.org/drawingml/2006/wordprocessingDrawing" xmlns:wpc="http://schemas.microsoft.com/office/word/2010/wordprocessingCanvas" xmlns:wpg="http://schemas.microsoft.com/office/word/2010/wordprocessingGroup" xmlns:wpi="http://schemas.microsoft.com/office/word/2010/wordprocessingInk" xmlns:wps="http://schemas.microsoft.com/office/word/2010/wordprocessingShape" mc:Ignorable="w14 wp14">
+  <w:p>
+    <w:pPr>
+      <w:pStyle w:val="Header"/>
+      <w:jc w:val="center"/>
+    </w:pPr>
+    <w:fldSimple w:instr="PAGE"/>
+  </w:p>
+</w:hdr>
 </file>
 
 <file path=word/numbering.xml><?xml version="1.0" encoding="utf-8"?>
@@ -1561,10 +2604,12 @@
     <w:rsid w:val="00FC693F"/>
     <w:pPr>
       <w:spacing w:line="276" w:lineRule="auto" w:after="80"/>
+      <w:ind w:firstLine="709"/>
     </w:pPr>
     <w:rPr>
-      <w:rFonts w:ascii="Times New Roman" w:hAnsi="Times New Roman" w:eastAsia="Times New Roman"/>
-      <w:sz w:val="28"/>
+      <w:rFonts w:ascii="Times New Roman" w:hAnsi="Times New Roman" w:eastAsia="Times New Roman" w:cs="Times New Roman"/>
+      <w:color w:val="000000"/>
+      <w:sz w:val="26"/>
     </w:rPr>
   </w:style>
   <w:style w:type="paragraph" w:styleId="Header">
@@ -1626,11 +2671,11 @@
       <w:outlineLvl w:val="0"/>
     </w:pPr>
     <w:rPr>
-      <w:rFonts w:asciiTheme="majorHAnsi" w:eastAsiaTheme="majorEastAsia" w:hAnsiTheme="majorHAnsi" w:cstheme="majorBidi"/>
+      <w:rFonts w:ascii="Times New Roman" w:hAnsi="Times New Roman" w:eastAsia="Times New Roman" w:cs="Times New Roman"/>
       <w:b/>
       <w:bCs/>
-      <w:color w:val="365F91" w:themeColor="accent1" w:themeShade="BF"/>
-      <w:sz w:val="28"/>
+      <w:color w:val="000000"/>
+      <w:sz w:val="24"/>
       <w:szCs w:val="28"/>
     </w:rPr>
   </w:style>
@@ -1650,11 +2695,11 @@
       <w:outlineLvl w:val="1"/>
     </w:pPr>
     <w:rPr>
-      <w:rFonts w:asciiTheme="majorHAnsi" w:eastAsiaTheme="majorEastAsia" w:hAnsiTheme="majorHAnsi" w:cstheme="majorBidi"/>
+      <w:rFonts w:ascii="Times New Roman" w:hAnsi="Times New Roman" w:eastAsia="Times New Roman" w:cs="Times New Roman"/>
       <w:b/>
       <w:bCs/>
-      <w:color w:val="4F81BD" w:themeColor="accent1"/>
-      <w:sz w:val="26"/>
+      <w:color w:val="000000"/>
+      <w:sz w:val="24"/>
       <w:szCs w:val="26"/>
     </w:rPr>
   </w:style>
@@ -1674,7 +2719,7 @@
       <w:outlineLvl w:val="2"/>
     </w:pPr>
     <w:rPr>
-      <w:rFonts w:asciiTheme="majorHAnsi" w:eastAsiaTheme="majorEastAsia" w:hAnsiTheme="majorHAnsi" w:cstheme="majorBidi"/>
+      <w:rFonts w:ascii="Times New Roman" w:hAnsi="Times New Roman" w:eastAsia="Times New Roman" w:cs="Times New Roman"/>
       <w:b/>
       <w:bCs/>
       <w:color w:val="4F81BD" w:themeColor="accent1"/>
@@ -1697,7 +2742,7 @@
       <w:outlineLvl w:val="3"/>
     </w:pPr>
     <w:rPr>
-      <w:rFonts w:asciiTheme="majorHAnsi" w:eastAsiaTheme="majorEastAsia" w:hAnsiTheme="majorHAnsi" w:cstheme="majorBidi"/>
+      <w:rFonts w:ascii="Times New Roman" w:hAnsi="Times New Roman" w:eastAsia="Times New Roman" w:cs="Times New Roman"/>
       <w:b/>
       <w:bCs/>
       <w:i/>
@@ -1722,7 +2767,7 @@
       <w:outlineLvl w:val="4"/>
     </w:pPr>
     <w:rPr>
-      <w:rFonts w:asciiTheme="majorHAnsi" w:eastAsiaTheme="majorEastAsia" w:hAnsiTheme="majorHAnsi" w:cstheme="majorBidi"/>
+      <w:rFonts w:ascii="Times New Roman" w:hAnsi="Times New Roman" w:eastAsia="Times New Roman" w:cs="Times New Roman"/>
       <w:color w:val="243F60" w:themeColor="accent1" w:themeShade="7F"/>
     </w:rPr>
   </w:style>
@@ -1743,7 +2788,7 @@
       <w:outlineLvl w:val="5"/>
     </w:pPr>
     <w:rPr>
-      <w:rFonts w:asciiTheme="majorHAnsi" w:eastAsiaTheme="majorEastAsia" w:hAnsiTheme="majorHAnsi" w:cstheme="majorBidi"/>
+      <w:rFonts w:ascii="Times New Roman" w:hAnsi="Times New Roman" w:eastAsia="Times New Roman" w:cs="Times New Roman"/>
       <w:i/>
       <w:iCs/>
       <w:color w:val="243F60" w:themeColor="accent1" w:themeShade="7F"/>
@@ -1766,7 +2811,7 @@
       <w:outlineLvl w:val="6"/>
     </w:pPr>
     <w:rPr>
-      <w:rFonts w:asciiTheme="majorHAnsi" w:eastAsiaTheme="majorEastAsia" w:hAnsiTheme="majorHAnsi" w:cstheme="majorBidi"/>
+      <w:rFonts w:ascii="Times New Roman" w:hAnsi="Times New Roman" w:eastAsia="Times New Roman" w:cs="Times New Roman"/>
       <w:i/>
       <w:iCs/>
       <w:color w:val="404040" w:themeColor="text1" w:themeTint="BF"/>
@@ -1789,7 +2834,7 @@
       <w:outlineLvl w:val="7"/>
     </w:pPr>
     <w:rPr>
-      <w:rFonts w:asciiTheme="majorHAnsi" w:eastAsiaTheme="majorEastAsia" w:hAnsiTheme="majorHAnsi" w:cstheme="majorBidi"/>
+      <w:rFonts w:ascii="Times New Roman" w:hAnsi="Times New Roman" w:eastAsia="Times New Roman" w:cs="Times New Roman"/>
       <w:color w:val="4F81BD" w:themeColor="accent1"/>
       <w:sz w:val="20"/>
       <w:szCs w:val="20"/>
@@ -1812,7 +2857,7 @@
       <w:outlineLvl w:val="8"/>
     </w:pPr>
     <w:rPr>
-      <w:rFonts w:asciiTheme="majorHAnsi" w:eastAsiaTheme="majorEastAsia" w:hAnsiTheme="majorHAnsi" w:cstheme="majorBidi"/>
+      <w:rFonts w:ascii="Times New Roman" w:hAnsi="Times New Roman" w:eastAsia="Times New Roman" w:cs="Times New Roman"/>
       <w:i/>
       <w:iCs/>
       <w:color w:val="404040" w:themeColor="text1" w:themeTint="BF"/>
@@ -1863,7 +2908,7 @@
     <w:uiPriority w:val="9"/>
     <w:rsid w:val="00FC693F"/>
     <w:rPr>
-      <w:rFonts w:asciiTheme="majorHAnsi" w:eastAsiaTheme="majorEastAsia" w:hAnsiTheme="majorHAnsi" w:cstheme="majorBidi"/>
+      <w:rFonts w:ascii="Times New Roman" w:hAnsi="Times New Roman" w:eastAsia="Times New Roman" w:cs="Times New Roman"/>
       <w:b/>
       <w:bCs/>
       <w:color w:val="365F91" w:themeColor="accent1" w:themeShade="BF"/>
@@ -1878,7 +2923,7 @@
     <w:uiPriority w:val="9"/>
     <w:rsid w:val="00FC693F"/>
     <w:rPr>
-      <w:rFonts w:asciiTheme="majorHAnsi" w:eastAsiaTheme="majorEastAsia" w:hAnsiTheme="majorHAnsi" w:cstheme="majorBidi"/>
+      <w:rFonts w:ascii="Times New Roman" w:hAnsi="Times New Roman" w:eastAsia="Times New Roman" w:cs="Times New Roman"/>
       <w:b/>
       <w:bCs/>
       <w:color w:val="4F81BD" w:themeColor="accent1"/>
@@ -1893,7 +2938,7 @@
     <w:uiPriority w:val="9"/>
     <w:rsid w:val="00FC693F"/>
     <w:rPr>
-      <w:rFonts w:asciiTheme="majorHAnsi" w:eastAsiaTheme="majorEastAsia" w:hAnsiTheme="majorHAnsi" w:cstheme="majorBidi"/>
+      <w:rFonts w:ascii="Times New Roman" w:hAnsi="Times New Roman" w:eastAsia="Times New Roman" w:cs="Times New Roman"/>
       <w:b/>
       <w:bCs/>
       <w:color w:val="4F81BD" w:themeColor="accent1"/>
@@ -1915,8 +2960,8 @@
       <w:contextualSpacing/>
     </w:pPr>
     <w:rPr>
-      <w:rFonts w:asciiTheme="majorHAnsi" w:eastAsiaTheme="majorEastAsia" w:hAnsiTheme="majorHAnsi" w:cstheme="majorBidi"/>
-      <w:color w:val="17365D" w:themeColor="text2" w:themeShade="BF"/>
+      <w:rFonts w:ascii="Times New Roman" w:hAnsi="Times New Roman" w:eastAsia="Times New Roman" w:cs="Times New Roman"/>
+      <w:color w:val="000000"/>
       <w:spacing w:val="5"/>
       <w:kern w:val="28"/>
       <w:sz w:val="52"/>
@@ -1930,7 +2975,7 @@
     <w:uiPriority w:val="10"/>
     <w:rsid w:val="00FC693F"/>
     <w:rPr>
-      <w:rFonts w:asciiTheme="majorHAnsi" w:eastAsiaTheme="majorEastAsia" w:hAnsiTheme="majorHAnsi" w:cstheme="majorBidi"/>
+      <w:rFonts w:ascii="Times New Roman" w:hAnsi="Times New Roman" w:eastAsia="Times New Roman" w:cs="Times New Roman"/>
       <w:color w:val="17365D" w:themeColor="text2" w:themeShade="BF"/>
       <w:spacing w:val="5"/>
       <w:kern w:val="28"/>
@@ -1952,7 +2997,7 @@
       </w:numPr>
     </w:pPr>
     <w:rPr>
-      <w:rFonts w:asciiTheme="majorHAnsi" w:eastAsiaTheme="majorEastAsia" w:hAnsiTheme="majorHAnsi" w:cstheme="majorBidi"/>
+      <w:rFonts w:ascii="Times New Roman" w:hAnsi="Times New Roman" w:eastAsia="Times New Roman" w:cs="Times New Roman"/>
       <w:i/>
       <w:iCs/>
       <w:color w:val="4F81BD" w:themeColor="accent1"/>
@@ -1968,7 +3013,7 @@
     <w:uiPriority w:val="11"/>
     <w:rsid w:val="00FC693F"/>
     <w:rPr>
-      <w:rFonts w:asciiTheme="majorHAnsi" w:eastAsiaTheme="majorEastAsia" w:hAnsiTheme="majorHAnsi" w:cstheme="majorBidi"/>
+      <w:rFonts w:ascii="Times New Roman" w:hAnsi="Times New Roman" w:eastAsia="Times New Roman" w:cs="Times New Roman"/>
       <w:i/>
       <w:iCs/>
       <w:color w:val="4F81BD" w:themeColor="accent1"/>
@@ -2215,7 +3260,7 @@
       </w:tabs>
     </w:pPr>
     <w:rPr>
-      <w:rFonts w:ascii="Courier" w:hAnsi="Courier"/>
+      <w:rFonts w:ascii="Times New Roman" w:hAnsi="Times New Roman" w:eastAsia="Times New Roman" w:cs="Times New Roman"/>
       <w:sz w:val="20"/>
       <w:szCs w:val="20"/>
     </w:rPr>
@@ -2227,7 +3272,7 @@
     <w:uiPriority w:val="99"/>
     <w:rsid w:val="0029639D"/>
     <w:rPr>
-      <w:rFonts w:ascii="Courier" w:hAnsi="Courier"/>
+      <w:rFonts w:ascii="Times New Roman" w:hAnsi="Times New Roman" w:eastAsia="Times New Roman" w:cs="Times New Roman"/>
       <w:sz w:val="20"/>
       <w:szCs w:val="20"/>
     </w:rPr>
@@ -2266,7 +3311,7 @@
     <w:semiHidden/>
     <w:rsid w:val="00FC693F"/>
     <w:rPr>
-      <w:rFonts w:asciiTheme="majorHAnsi" w:eastAsiaTheme="majorEastAsia" w:hAnsiTheme="majorHAnsi" w:cstheme="majorBidi"/>
+      <w:rFonts w:ascii="Times New Roman" w:hAnsi="Times New Roman" w:eastAsia="Times New Roman" w:cs="Times New Roman"/>
       <w:b/>
       <w:bCs/>
       <w:i/>
@@ -2282,7 +3327,7 @@
     <w:semiHidden/>
     <w:rsid w:val="00FC693F"/>
     <w:rPr>
-      <w:rFonts w:asciiTheme="majorHAnsi" w:eastAsiaTheme="majorEastAsia" w:hAnsiTheme="majorHAnsi" w:cstheme="majorBidi"/>
+      <w:rFonts w:ascii="Times New Roman" w:hAnsi="Times New Roman" w:eastAsia="Times New Roman" w:cs="Times New Roman"/>
       <w:color w:val="243F60" w:themeColor="accent1" w:themeShade="7F"/>
     </w:rPr>
   </w:style>
@@ -2294,7 +3339,7 @@
     <w:semiHidden/>
     <w:rsid w:val="00FC693F"/>
     <w:rPr>
-      <w:rFonts w:asciiTheme="majorHAnsi" w:eastAsiaTheme="majorEastAsia" w:hAnsiTheme="majorHAnsi" w:cstheme="majorBidi"/>
+      <w:rFonts w:ascii="Times New Roman" w:hAnsi="Times New Roman" w:eastAsia="Times New Roman" w:cs="Times New Roman"/>
       <w:i/>
       <w:iCs/>
       <w:color w:val="243F60" w:themeColor="accent1" w:themeShade="7F"/>
@@ -2308,7 +3353,7 @@
     <w:semiHidden/>
     <w:rsid w:val="00FC693F"/>
     <w:rPr>
-      <w:rFonts w:asciiTheme="majorHAnsi" w:eastAsiaTheme="majorEastAsia" w:hAnsiTheme="majorHAnsi" w:cstheme="majorBidi"/>
+      <w:rFonts w:ascii="Times New Roman" w:hAnsi="Times New Roman" w:eastAsia="Times New Roman" w:cs="Times New Roman"/>
       <w:i/>
       <w:iCs/>
       <w:color w:val="404040" w:themeColor="text1" w:themeTint="BF"/>
@@ -2322,7 +3367,7 @@
     <w:semiHidden/>
     <w:rsid w:val="00FC693F"/>
     <w:rPr>
-      <w:rFonts w:asciiTheme="majorHAnsi" w:eastAsiaTheme="majorEastAsia" w:hAnsiTheme="majorHAnsi" w:cstheme="majorBidi"/>
+      <w:rFonts w:ascii="Times New Roman" w:hAnsi="Times New Roman" w:eastAsia="Times New Roman" w:cs="Times New Roman"/>
       <w:color w:val="4F81BD" w:themeColor="accent1"/>
       <w:sz w:val="20"/>
       <w:szCs w:val="20"/>
@@ -2336,7 +3381,7 @@
     <w:semiHidden/>
     <w:rsid w:val="00FC693F"/>
     <w:rPr>
-      <w:rFonts w:asciiTheme="majorHAnsi" w:eastAsiaTheme="majorEastAsia" w:hAnsiTheme="majorHAnsi" w:cstheme="majorBidi"/>
+      <w:rFonts w:ascii="Times New Roman" w:hAnsi="Times New Roman" w:eastAsia="Times New Roman" w:cs="Times New Roman"/>
       <w:i/>
       <w:iCs/>
       <w:color w:val="404040" w:themeColor="text1" w:themeTint="BF"/>
@@ -3925,7 +4970,7 @@
         <w:spacing w:before="0" w:after="0" w:line="240" w:lineRule="auto"/>
       </w:pPr>
       <w:rPr>
-        <w:rFonts w:asciiTheme="majorHAnsi" w:eastAsiaTheme="majorEastAsia" w:hAnsiTheme="majorHAnsi" w:cstheme="majorBidi"/>
+        <w:rFonts w:ascii="Times New Roman" w:hAnsi="Times New Roman" w:eastAsia="Times New Roman" w:cs="Times New Roman"/>
         <w:b/>
         <w:bCs/>
       </w:rPr>
@@ -3946,7 +4991,7 @@
         <w:spacing w:before="0" w:after="0" w:line="240" w:lineRule="auto"/>
       </w:pPr>
       <w:rPr>
-        <w:rFonts w:asciiTheme="majorHAnsi" w:eastAsiaTheme="majorEastAsia" w:hAnsiTheme="majorHAnsi" w:cstheme="majorBidi"/>
+        <w:rFonts w:ascii="Times New Roman" w:hAnsi="Times New Roman" w:eastAsia="Times New Roman" w:cs="Times New Roman"/>
         <w:b/>
         <w:bCs/>
       </w:rPr>
@@ -3964,14 +5009,14 @@
     </w:tblStylePr>
     <w:tblStylePr w:type="firstCol">
       <w:rPr>
-        <w:rFonts w:asciiTheme="majorHAnsi" w:eastAsiaTheme="majorEastAsia" w:hAnsiTheme="majorHAnsi" w:cstheme="majorBidi"/>
+        <w:rFonts w:ascii="Times New Roman" w:hAnsi="Times New Roman" w:eastAsia="Times New Roman" w:cs="Times New Roman"/>
         <w:b/>
         <w:bCs/>
       </w:rPr>
     </w:tblStylePr>
     <w:tblStylePr w:type="lastCol">
       <w:rPr>
-        <w:rFonts w:asciiTheme="majorHAnsi" w:eastAsiaTheme="majorEastAsia" w:hAnsiTheme="majorHAnsi" w:cstheme="majorBidi"/>
+        <w:rFonts w:ascii="Times New Roman" w:hAnsi="Times New Roman" w:eastAsia="Times New Roman" w:cs="Times New Roman"/>
         <w:b/>
         <w:bCs/>
       </w:rPr>
@@ -4055,7 +5100,7 @@
         <w:spacing w:before="0" w:after="0" w:line="240" w:lineRule="auto"/>
       </w:pPr>
       <w:rPr>
-        <w:rFonts w:asciiTheme="majorHAnsi" w:eastAsiaTheme="majorEastAsia" w:hAnsiTheme="majorHAnsi" w:cstheme="majorBidi"/>
+        <w:rFonts w:ascii="Times New Roman" w:hAnsi="Times New Roman" w:eastAsia="Times New Roman" w:cs="Times New Roman"/>
         <w:b/>
         <w:bCs/>
       </w:rPr>
@@ -4076,7 +5121,7 @@
         <w:spacing w:before="0" w:after="0" w:line="240" w:lineRule="auto"/>
       </w:pPr>
       <w:rPr>
-        <w:rFonts w:asciiTheme="majorHAnsi" w:eastAsiaTheme="majorEastAsia" w:hAnsiTheme="majorHAnsi" w:cstheme="majorBidi"/>
+        <w:rFonts w:ascii="Times New Roman" w:hAnsi="Times New Roman" w:eastAsia="Times New Roman" w:cs="Times New Roman"/>
         <w:b/>
         <w:bCs/>
       </w:rPr>
@@ -4094,14 +5139,14 @@
     </w:tblStylePr>
     <w:tblStylePr w:type="firstCol">
       <w:rPr>
-        <w:rFonts w:asciiTheme="majorHAnsi" w:eastAsiaTheme="majorEastAsia" w:hAnsiTheme="majorHAnsi" w:cstheme="majorBidi"/>
+        <w:rFonts w:ascii="Times New Roman" w:hAnsi="Times New Roman" w:eastAsia="Times New Roman" w:cs="Times New Roman"/>
         <w:b/>
         <w:bCs/>
       </w:rPr>
     </w:tblStylePr>
     <w:tblStylePr w:type="lastCol">
       <w:rPr>
-        <w:rFonts w:asciiTheme="majorHAnsi" w:eastAsiaTheme="majorEastAsia" w:hAnsiTheme="majorHAnsi" w:cstheme="majorBidi"/>
+        <w:rFonts w:ascii="Times New Roman" w:hAnsi="Times New Roman" w:eastAsia="Times New Roman" w:cs="Times New Roman"/>
         <w:b/>
         <w:bCs/>
       </w:rPr>
@@ -4185,7 +5230,7 @@
         <w:spacing w:before="0" w:after="0" w:line="240" w:lineRule="auto"/>
       </w:pPr>
       <w:rPr>
-        <w:rFonts w:asciiTheme="majorHAnsi" w:eastAsiaTheme="majorEastAsia" w:hAnsiTheme="majorHAnsi" w:cstheme="majorBidi"/>
+        <w:rFonts w:ascii="Times New Roman" w:hAnsi="Times New Roman" w:eastAsia="Times New Roman" w:cs="Times New Roman"/>
         <w:b/>
         <w:bCs/>
       </w:rPr>
@@ -4206,7 +5251,7 @@
         <w:spacing w:before="0" w:after="0" w:line="240" w:lineRule="auto"/>
       </w:pPr>
       <w:rPr>
-        <w:rFonts w:asciiTheme="majorHAnsi" w:eastAsiaTheme="majorEastAsia" w:hAnsiTheme="majorHAnsi" w:cstheme="majorBidi"/>
+        <w:rFonts w:ascii="Times New Roman" w:hAnsi="Times New Roman" w:eastAsia="Times New Roman" w:cs="Times New Roman"/>
         <w:b/>
         <w:bCs/>
       </w:rPr>
@@ -4224,14 +5269,14 @@
     </w:tblStylePr>
     <w:tblStylePr w:type="firstCol">
       <w:rPr>
-        <w:rFonts w:asciiTheme="majorHAnsi" w:eastAsiaTheme="majorEastAsia" w:hAnsiTheme="majorHAnsi" w:cstheme="majorBidi"/>
+        <w:rFonts w:ascii="Times New Roman" w:hAnsi="Times New Roman" w:eastAsia="Times New Roman" w:cs="Times New Roman"/>
         <w:b/>
         <w:bCs/>
       </w:rPr>
     </w:tblStylePr>
     <w:tblStylePr w:type="lastCol">
       <w:rPr>
-        <w:rFonts w:asciiTheme="majorHAnsi" w:eastAsiaTheme="majorEastAsia" w:hAnsiTheme="majorHAnsi" w:cstheme="majorBidi"/>
+        <w:rFonts w:ascii="Times New Roman" w:hAnsi="Times New Roman" w:eastAsia="Times New Roman" w:cs="Times New Roman"/>
         <w:b/>
         <w:bCs/>
       </w:rPr>
@@ -4315,7 +5360,7 @@
         <w:spacing w:before="0" w:after="0" w:line="240" w:lineRule="auto"/>
       </w:pPr>
       <w:rPr>
-        <w:rFonts w:asciiTheme="majorHAnsi" w:eastAsiaTheme="majorEastAsia" w:hAnsiTheme="majorHAnsi" w:cstheme="majorBidi"/>
+        <w:rFonts w:ascii="Times New Roman" w:hAnsi="Times New Roman" w:eastAsia="Times New Roman" w:cs="Times New Roman"/>
         <w:b/>
         <w:bCs/>
       </w:rPr>
@@ -4336,7 +5381,7 @@
         <w:spacing w:before="0" w:after="0" w:line="240" w:lineRule="auto"/>
       </w:pPr>
       <w:rPr>
-        <w:rFonts w:asciiTheme="majorHAnsi" w:eastAsiaTheme="majorEastAsia" w:hAnsiTheme="majorHAnsi" w:cstheme="majorBidi"/>
+        <w:rFonts w:ascii="Times New Roman" w:hAnsi="Times New Roman" w:eastAsia="Times New Roman" w:cs="Times New Roman"/>
         <w:b/>
         <w:bCs/>
       </w:rPr>
@@ -4354,14 +5399,14 @@
     </w:tblStylePr>
     <w:tblStylePr w:type="firstCol">
       <w:rPr>
-        <w:rFonts w:asciiTheme="majorHAnsi" w:eastAsiaTheme="majorEastAsia" w:hAnsiTheme="majorHAnsi" w:cstheme="majorBidi"/>
+        <w:rFonts w:ascii="Times New Roman" w:hAnsi="Times New Roman" w:eastAsia="Times New Roman" w:cs="Times New Roman"/>
         <w:b/>
         <w:bCs/>
       </w:rPr>
     </w:tblStylePr>
     <w:tblStylePr w:type="lastCol">
       <w:rPr>
-        <w:rFonts w:asciiTheme="majorHAnsi" w:eastAsiaTheme="majorEastAsia" w:hAnsiTheme="majorHAnsi" w:cstheme="majorBidi"/>
+        <w:rFonts w:ascii="Times New Roman" w:hAnsi="Times New Roman" w:eastAsia="Times New Roman" w:cs="Times New Roman"/>
         <w:b/>
         <w:bCs/>
       </w:rPr>
@@ -4445,7 +5490,7 @@
         <w:spacing w:before="0" w:after="0" w:line="240" w:lineRule="auto"/>
       </w:pPr>
       <w:rPr>
-        <w:rFonts w:asciiTheme="majorHAnsi" w:eastAsiaTheme="majorEastAsia" w:hAnsiTheme="majorHAnsi" w:cstheme="majorBidi"/>
+        <w:rFonts w:ascii="Times New Roman" w:hAnsi="Times New Roman" w:eastAsia="Times New Roman" w:cs="Times New Roman"/>
         <w:b/>
         <w:bCs/>
       </w:rPr>
@@ -4466,7 +5511,7 @@
         <w:spacing w:before="0" w:after="0" w:line="240" w:lineRule="auto"/>
       </w:pPr>
       <w:rPr>
-        <w:rFonts w:asciiTheme="majorHAnsi" w:eastAsiaTheme="majorEastAsia" w:hAnsiTheme="majorHAnsi" w:cstheme="majorBidi"/>
+        <w:rFonts w:ascii="Times New Roman" w:hAnsi="Times New Roman" w:eastAsia="Times New Roman" w:cs="Times New Roman"/>
         <w:b/>
         <w:bCs/>
       </w:rPr>
@@ -4484,14 +5529,14 @@
     </w:tblStylePr>
     <w:tblStylePr w:type="firstCol">
       <w:rPr>
-        <w:rFonts w:asciiTheme="majorHAnsi" w:eastAsiaTheme="majorEastAsia" w:hAnsiTheme="majorHAnsi" w:cstheme="majorBidi"/>
+        <w:rFonts w:ascii="Times New Roman" w:hAnsi="Times New Roman" w:eastAsia="Times New Roman" w:cs="Times New Roman"/>
         <w:b/>
         <w:bCs/>
       </w:rPr>
     </w:tblStylePr>
     <w:tblStylePr w:type="lastCol">
       <w:rPr>
-        <w:rFonts w:asciiTheme="majorHAnsi" w:eastAsiaTheme="majorEastAsia" w:hAnsiTheme="majorHAnsi" w:cstheme="majorBidi"/>
+        <w:rFonts w:ascii="Times New Roman" w:hAnsi="Times New Roman" w:eastAsia="Times New Roman" w:cs="Times New Roman"/>
         <w:b/>
         <w:bCs/>
       </w:rPr>
@@ -4575,7 +5620,7 @@
         <w:spacing w:before="0" w:after="0" w:line="240" w:lineRule="auto"/>
       </w:pPr>
       <w:rPr>
-        <w:rFonts w:asciiTheme="majorHAnsi" w:eastAsiaTheme="majorEastAsia" w:hAnsiTheme="majorHAnsi" w:cstheme="majorBidi"/>
+        <w:rFonts w:ascii="Times New Roman" w:hAnsi="Times New Roman" w:eastAsia="Times New Roman" w:cs="Times New Roman"/>
         <w:b/>
         <w:bCs/>
       </w:rPr>
@@ -4596,7 +5641,7 @@
         <w:spacing w:before="0" w:after="0" w:line="240" w:lineRule="auto"/>
       </w:pPr>
       <w:rPr>
-        <w:rFonts w:asciiTheme="majorHAnsi" w:eastAsiaTheme="majorEastAsia" w:hAnsiTheme="majorHAnsi" w:cstheme="majorBidi"/>
+        <w:rFonts w:ascii="Times New Roman" w:hAnsi="Times New Roman" w:eastAsia="Times New Roman" w:cs="Times New Roman"/>
         <w:b/>
         <w:bCs/>
       </w:rPr>
@@ -4614,14 +5659,14 @@
     </w:tblStylePr>
     <w:tblStylePr w:type="firstCol">
       <w:rPr>
-        <w:rFonts w:asciiTheme="majorHAnsi" w:eastAsiaTheme="majorEastAsia" w:hAnsiTheme="majorHAnsi" w:cstheme="majorBidi"/>
+        <w:rFonts w:ascii="Times New Roman" w:hAnsi="Times New Roman" w:eastAsia="Times New Roman" w:cs="Times New Roman"/>
         <w:b/>
         <w:bCs/>
       </w:rPr>
     </w:tblStylePr>
     <w:tblStylePr w:type="lastCol">
       <w:rPr>
-        <w:rFonts w:asciiTheme="majorHAnsi" w:eastAsiaTheme="majorEastAsia" w:hAnsiTheme="majorHAnsi" w:cstheme="majorBidi"/>
+        <w:rFonts w:ascii="Times New Roman" w:hAnsi="Times New Roman" w:eastAsia="Times New Roman" w:cs="Times New Roman"/>
         <w:b/>
         <w:bCs/>
       </w:rPr>
@@ -4705,7 +5750,7 @@
         <w:spacing w:before="0" w:after="0" w:line="240" w:lineRule="auto"/>
       </w:pPr>
       <w:rPr>
-        <w:rFonts w:asciiTheme="majorHAnsi" w:eastAsiaTheme="majorEastAsia" w:hAnsiTheme="majorHAnsi" w:cstheme="majorBidi"/>
+        <w:rFonts w:ascii="Times New Roman" w:hAnsi="Times New Roman" w:eastAsia="Times New Roman" w:cs="Times New Roman"/>
         <w:b/>
         <w:bCs/>
       </w:rPr>
@@ -4726,7 +5771,7 @@
         <w:spacing w:before="0" w:after="0" w:line="240" w:lineRule="auto"/>
       </w:pPr>
       <w:rPr>
-        <w:rFonts w:asciiTheme="majorHAnsi" w:eastAsiaTheme="majorEastAsia" w:hAnsiTheme="majorHAnsi" w:cstheme="majorBidi"/>
+        <w:rFonts w:ascii="Times New Roman" w:hAnsi="Times New Roman" w:eastAsia="Times New Roman" w:cs="Times New Roman"/>
         <w:b/>
         <w:bCs/>
       </w:rPr>
@@ -4744,14 +5789,14 @@
     </w:tblStylePr>
     <w:tblStylePr w:type="firstCol">
       <w:rPr>
-        <w:rFonts w:asciiTheme="majorHAnsi" w:eastAsiaTheme="majorEastAsia" w:hAnsiTheme="majorHAnsi" w:cstheme="majorBidi"/>
+        <w:rFonts w:ascii="Times New Roman" w:hAnsi="Times New Roman" w:eastAsia="Times New Roman" w:cs="Times New Roman"/>
         <w:b/>
         <w:bCs/>
       </w:rPr>
     </w:tblStylePr>
     <w:tblStylePr w:type="lastCol">
       <w:rPr>
-        <w:rFonts w:asciiTheme="majorHAnsi" w:eastAsiaTheme="majorEastAsia" w:hAnsiTheme="majorHAnsi" w:cstheme="majorBidi"/>
+        <w:rFonts w:ascii="Times New Roman" w:hAnsi="Times New Roman" w:eastAsia="Times New Roman" w:cs="Times New Roman"/>
         <w:b/>
         <w:bCs/>
       </w:rPr>
@@ -6616,7 +7661,7 @@
     </w:tblPr>
     <w:tblStylePr w:type="firstRow">
       <w:rPr>
-        <w:rFonts w:asciiTheme="majorHAnsi" w:eastAsiaTheme="majorEastAsia" w:hAnsiTheme="majorHAnsi" w:cstheme="majorBidi"/>
+        <w:rFonts w:ascii="Times New Roman" w:hAnsi="Times New Roman" w:eastAsia="Times New Roman" w:cs="Times New Roman"/>
       </w:rPr>
       <w:tblPr/>
       <w:tcPr>
@@ -6700,7 +7745,7 @@
     </w:tblPr>
     <w:tblStylePr w:type="firstRow">
       <w:rPr>
-        <w:rFonts w:asciiTheme="majorHAnsi" w:eastAsiaTheme="majorEastAsia" w:hAnsiTheme="majorHAnsi" w:cstheme="majorBidi"/>
+        <w:rFonts w:ascii="Times New Roman" w:hAnsi="Times New Roman" w:eastAsia="Times New Roman" w:cs="Times New Roman"/>
       </w:rPr>
       <w:tblPr/>
       <w:tcPr>
@@ -6784,7 +7829,7 @@
     </w:tblPr>
     <w:tblStylePr w:type="firstRow">
       <w:rPr>
-        <w:rFonts w:asciiTheme="majorHAnsi" w:eastAsiaTheme="majorEastAsia" w:hAnsiTheme="majorHAnsi" w:cstheme="majorBidi"/>
+        <w:rFonts w:ascii="Times New Roman" w:hAnsi="Times New Roman" w:eastAsia="Times New Roman" w:cs="Times New Roman"/>
       </w:rPr>
       <w:tblPr/>
       <w:tcPr>
@@ -6868,7 +7913,7 @@
     </w:tblPr>
     <w:tblStylePr w:type="firstRow">
       <w:rPr>
-        <w:rFonts w:asciiTheme="majorHAnsi" w:eastAsiaTheme="majorEastAsia" w:hAnsiTheme="majorHAnsi" w:cstheme="majorBidi"/>
+        <w:rFonts w:ascii="Times New Roman" w:hAnsi="Times New Roman" w:eastAsia="Times New Roman" w:cs="Times New Roman"/>
       </w:rPr>
       <w:tblPr/>
       <w:tcPr>
@@ -6952,7 +7997,7 @@
     </w:tblPr>
     <w:tblStylePr w:type="firstRow">
       <w:rPr>
-        <w:rFonts w:asciiTheme="majorHAnsi" w:eastAsiaTheme="majorEastAsia" w:hAnsiTheme="majorHAnsi" w:cstheme="majorBidi"/>
+        <w:rFonts w:ascii="Times New Roman" w:hAnsi="Times New Roman" w:eastAsia="Times New Roman" w:cs="Times New Roman"/>
       </w:rPr>
       <w:tblPr/>
       <w:tcPr>
@@ -7036,7 +8081,7 @@
     </w:tblPr>
     <w:tblStylePr w:type="firstRow">
       <w:rPr>
-        <w:rFonts w:asciiTheme="majorHAnsi" w:eastAsiaTheme="majorEastAsia" w:hAnsiTheme="majorHAnsi" w:cstheme="majorBidi"/>
+        <w:rFonts w:ascii="Times New Roman" w:hAnsi="Times New Roman" w:eastAsia="Times New Roman" w:cs="Times New Roman"/>
       </w:rPr>
       <w:tblPr/>
       <w:tcPr>
@@ -7120,7 +8165,7 @@
     </w:tblPr>
     <w:tblStylePr w:type="firstRow">
       <w:rPr>
-        <w:rFonts w:asciiTheme="majorHAnsi" w:eastAsiaTheme="majorEastAsia" w:hAnsiTheme="majorHAnsi" w:cstheme="majorBidi"/>
+        <w:rFonts w:ascii="Times New Roman" w:hAnsi="Times New Roman" w:eastAsia="Times New Roman" w:cs="Times New Roman"/>
       </w:rPr>
       <w:tblPr/>
       <w:tcPr>
@@ -7185,7 +8230,7 @@
       <w:spacing w:after="0" w:line="240" w:lineRule="auto"/>
     </w:pPr>
     <w:rPr>
-      <w:rFonts w:asciiTheme="majorHAnsi" w:eastAsiaTheme="majorEastAsia" w:hAnsiTheme="majorHAnsi" w:cstheme="majorBidi"/>
+      <w:rFonts w:ascii="Times New Roman" w:hAnsi="Times New Roman" w:eastAsia="Times New Roman" w:cs="Times New Roman"/>
       <w:color w:val="000000" w:themeColor="text1"/>
     </w:rPr>
     <w:tblPr>
@@ -7313,7 +8358,7 @@
       <w:spacing w:after="0" w:line="240" w:lineRule="auto"/>
     </w:pPr>
     <w:rPr>
-      <w:rFonts w:asciiTheme="majorHAnsi" w:eastAsiaTheme="majorEastAsia" w:hAnsiTheme="majorHAnsi" w:cstheme="majorBidi"/>
+      <w:rFonts w:ascii="Times New Roman" w:hAnsi="Times New Roman" w:eastAsia="Times New Roman" w:cs="Times New Roman"/>
       <w:color w:val="000000" w:themeColor="text1"/>
     </w:rPr>
     <w:tblPr>
@@ -7441,7 +8486,7 @@
       <w:spacing w:after="0" w:line="240" w:lineRule="auto"/>
     </w:pPr>
     <w:rPr>
-      <w:rFonts w:asciiTheme="majorHAnsi" w:eastAsiaTheme="majorEastAsia" w:hAnsiTheme="majorHAnsi" w:cstheme="majorBidi"/>
+      <w:rFonts w:ascii="Times New Roman" w:hAnsi="Times New Roman" w:eastAsia="Times New Roman" w:cs="Times New Roman"/>
       <w:color w:val="000000" w:themeColor="text1"/>
     </w:rPr>
     <w:tblPr>
@@ -7569,7 +8614,7 @@
       <w:spacing w:after="0" w:line="240" w:lineRule="auto"/>
     </w:pPr>
     <w:rPr>
-      <w:rFonts w:asciiTheme="majorHAnsi" w:eastAsiaTheme="majorEastAsia" w:hAnsiTheme="majorHAnsi" w:cstheme="majorBidi"/>
+      <w:rFonts w:ascii="Times New Roman" w:hAnsi="Times New Roman" w:eastAsia="Times New Roman" w:cs="Times New Roman"/>
       <w:color w:val="000000" w:themeColor="text1"/>
     </w:rPr>
     <w:tblPr>
@@ -7697,7 +8742,7 @@
       <w:spacing w:after="0" w:line="240" w:lineRule="auto"/>
     </w:pPr>
     <w:rPr>
-      <w:rFonts w:asciiTheme="majorHAnsi" w:eastAsiaTheme="majorEastAsia" w:hAnsiTheme="majorHAnsi" w:cstheme="majorBidi"/>
+      <w:rFonts w:ascii="Times New Roman" w:hAnsi="Times New Roman" w:eastAsia="Times New Roman" w:cs="Times New Roman"/>
       <w:color w:val="000000" w:themeColor="text1"/>
     </w:rPr>
     <w:tblPr>
@@ -7825,7 +8870,7 @@
       <w:spacing w:after="0" w:line="240" w:lineRule="auto"/>
     </w:pPr>
     <w:rPr>
-      <w:rFonts w:asciiTheme="majorHAnsi" w:eastAsiaTheme="majorEastAsia" w:hAnsiTheme="majorHAnsi" w:cstheme="majorBidi"/>
+      <w:rFonts w:ascii="Times New Roman" w:hAnsi="Times New Roman" w:eastAsia="Times New Roman" w:cs="Times New Roman"/>
       <w:color w:val="000000" w:themeColor="text1"/>
     </w:rPr>
     <w:tblPr>
@@ -7953,7 +8998,7 @@
       <w:spacing w:after="0" w:line="240" w:lineRule="auto"/>
     </w:pPr>
     <w:rPr>
-      <w:rFonts w:asciiTheme="majorHAnsi" w:eastAsiaTheme="majorEastAsia" w:hAnsiTheme="majorHAnsi" w:cstheme="majorBidi"/>
+      <w:rFonts w:ascii="Times New Roman" w:hAnsi="Times New Roman" w:eastAsia="Times New Roman" w:cs="Times New Roman"/>
       <w:color w:val="000000" w:themeColor="text1"/>
     </w:rPr>
     <w:tblPr>
@@ -8592,7 +9637,7 @@
       <w:spacing w:after="0" w:line="240" w:lineRule="auto"/>
     </w:pPr>
     <w:rPr>
-      <w:rFonts w:asciiTheme="majorHAnsi" w:eastAsiaTheme="majorEastAsia" w:hAnsiTheme="majorHAnsi" w:cstheme="majorBidi"/>
+      <w:rFonts w:ascii="Times New Roman" w:hAnsi="Times New Roman" w:eastAsia="Times New Roman" w:cs="Times New Roman"/>
       <w:color w:val="000000" w:themeColor="text1"/>
     </w:rPr>
     <w:tblPr>
@@ -8717,7 +9762,7 @@
       <w:spacing w:after="0" w:line="240" w:lineRule="auto"/>
     </w:pPr>
     <w:rPr>
-      <w:rFonts w:asciiTheme="majorHAnsi" w:eastAsiaTheme="majorEastAsia" w:hAnsiTheme="majorHAnsi" w:cstheme="majorBidi"/>
+      <w:rFonts w:ascii="Times New Roman" w:hAnsi="Times New Roman" w:eastAsia="Times New Roman" w:cs="Times New Roman"/>
       <w:color w:val="000000" w:themeColor="text1"/>
     </w:rPr>
     <w:tblPr>
@@ -8842,7 +9887,7 @@
       <w:spacing w:after="0" w:line="240" w:lineRule="auto"/>
     </w:pPr>
     <w:rPr>
-      <w:rFonts w:asciiTheme="majorHAnsi" w:eastAsiaTheme="majorEastAsia" w:hAnsiTheme="majorHAnsi" w:cstheme="majorBidi"/>
+      <w:rFonts w:ascii="Times New Roman" w:hAnsi="Times New Roman" w:eastAsia="Times New Roman" w:cs="Times New Roman"/>
       <w:color w:val="000000" w:themeColor="text1"/>
     </w:rPr>
     <w:tblPr>
@@ -8967,7 +10012,7 @@
       <w:spacing w:after="0" w:line="240" w:lineRule="auto"/>
     </w:pPr>
     <w:rPr>
-      <w:rFonts w:asciiTheme="majorHAnsi" w:eastAsiaTheme="majorEastAsia" w:hAnsiTheme="majorHAnsi" w:cstheme="majorBidi"/>
+      <w:rFonts w:ascii="Times New Roman" w:hAnsi="Times New Roman" w:eastAsia="Times New Roman" w:cs="Times New Roman"/>
       <w:color w:val="000000" w:themeColor="text1"/>
     </w:rPr>
     <w:tblPr>
@@ -9092,7 +10137,7 @@
       <w:spacing w:after="0" w:line="240" w:lineRule="auto"/>
     </w:pPr>
     <w:rPr>
-      <w:rFonts w:asciiTheme="majorHAnsi" w:eastAsiaTheme="majorEastAsia" w:hAnsiTheme="majorHAnsi" w:cstheme="majorBidi"/>
+      <w:rFonts w:ascii="Times New Roman" w:hAnsi="Times New Roman" w:eastAsia="Times New Roman" w:cs="Times New Roman"/>
       <w:color w:val="000000" w:themeColor="text1"/>
     </w:rPr>
     <w:tblPr>
@@ -9217,7 +10262,7 @@
       <w:spacing w:after="0" w:line="240" w:lineRule="auto"/>
     </w:pPr>
     <w:rPr>
-      <w:rFonts w:asciiTheme="majorHAnsi" w:eastAsiaTheme="majorEastAsia" w:hAnsiTheme="majorHAnsi" w:cstheme="majorBidi"/>
+      <w:rFonts w:ascii="Times New Roman" w:hAnsi="Times New Roman" w:eastAsia="Times New Roman" w:cs="Times New Roman"/>
       <w:color w:val="000000" w:themeColor="text1"/>
     </w:rPr>
     <w:tblPr>
@@ -9342,7 +10387,7 @@
       <w:spacing w:after="0" w:line="240" w:lineRule="auto"/>
     </w:pPr>
     <w:rPr>
-      <w:rFonts w:asciiTheme="majorHAnsi" w:eastAsiaTheme="majorEastAsia" w:hAnsiTheme="majorHAnsi" w:cstheme="majorBidi"/>
+      <w:rFonts w:ascii="Times New Roman" w:hAnsi="Times New Roman" w:eastAsia="Times New Roman" w:cs="Times New Roman"/>
       <w:color w:val="000000" w:themeColor="text1"/>
     </w:rPr>
     <w:tblPr>
